--- a/deliverables/module2/VGGT模块二测试报告.docx
+++ b/deliverables/module2/VGGT模块二测试报告.docx
@@ -217,7 +217,7 @@
           </w:tcPr>
           <w:p>
             <w:pPr>
-              <w:pStyle w:val="00000e"/>
+              <w:pStyle w:val="000017"/>
               <w:spacing w:line="312" w:lineRule="auto"/>
               <w:rPr>
                 <w:rFonts w:ascii="Times New Roman"/>
@@ -243,7 +243,7 @@
           </w:tcPr>
           <w:p>
             <w:pPr>
-              <w:pStyle w:val="00000e"/>
+              <w:pStyle w:val="000017"/>
               <w:spacing w:line="312" w:lineRule="auto"/>
               <w:rPr>
                 <w:rFonts w:ascii="Times New Roman"/>
@@ -269,7 +269,7 @@
           </w:tcPr>
           <w:p>
             <w:pPr>
-              <w:pStyle w:val="00000e"/>
+              <w:pStyle w:val="000017"/>
               <w:spacing w:line="312" w:lineRule="auto"/>
               <w:rPr>
                 <w:rFonts w:ascii="Times New Roman"/>
@@ -295,7 +295,7 @@
           </w:tcPr>
           <w:p>
             <w:pPr>
-              <w:pStyle w:val="00000e"/>
+              <w:pStyle w:val="000017"/>
               <w:spacing w:line="312" w:lineRule="auto"/>
               <w:rPr>
                 <w:rFonts w:ascii="Times New Roman"/>
@@ -607,7 +607,7 @@
     </w:tbl>
     <w:p>
       <w:pPr>
-        <w:pStyle w:val="000005"/>
+        <w:pStyle w:val="00000d"/>
         <w:spacing w:line="312" w:lineRule="auto"/>
         <w:rPr>
           <w:b w:val="0"/>
@@ -648,7 +648,7 @@
     </w:p>
     <w:p>
       <w:pPr>
-        <w:pStyle w:val="000005"/>
+        <w:pStyle w:val="00000d"/>
         <w:rPr>
           <w:rFonts w:asciiTheme="minorHAnsi" w:hAnsiTheme="minorHAnsi" w:eastAsiaTheme="minorEastAsia" w:cstheme="minorBidi"/>
           <w:b w:val="0"/>
@@ -695,7 +695,7 @@
       </w:r>
       <w:r>
         <w:rPr>
-          <w:rStyle w:val="00000d"/>
+          <w:rStyle w:val="000003"/>
           <w:rFonts w:hint="eastAsia"/>
         </w:rPr>
         <w:t>1 被测对象及AI融合方案概述</w:t>
@@ -742,7 +742,7 @@
     </w:p>
     <w:p>
       <w:pPr>
-        <w:pStyle w:val="000005"/>
+        <w:pStyle w:val="00000d"/>
         <w:rPr>
           <w:rFonts w:asciiTheme="minorHAnsi" w:hAnsiTheme="minorHAnsi" w:eastAsiaTheme="minorEastAsia" w:cstheme="minorBidi"/>
           <w:b w:val="0"/>
@@ -762,7 +762,7 @@
       </w:r>
       <w:r>
         <w:rPr>
-          <w:rStyle w:val="00000d"/>
+          <w:rStyle w:val="000003"/>
           <w:rFonts w:hint="eastAsia"/>
         </w:rPr>
         <w:t>2 AI实践过程与成果</w:t>
@@ -809,7 +809,7 @@
     </w:p>
     <w:p>
       <w:pPr>
-        <w:pStyle w:val="000009"/>
+        <w:pStyle w:val="000001"/>
         <w:tabs>
           <w:tab w:val="right" w:leader="dot" w:pos="8296"/>
         </w:tabs>
@@ -830,7 +830,7 @@
       </w:r>
       <w:r>
         <w:rPr>
-          <w:rStyle w:val="00000d"/>
+          <w:rStyle w:val="000003"/>
           <w:rFonts w:hint="eastAsia"/>
           <w:noProof w:val="1"/>
         </w:rPr>
@@ -884,7 +884,7 @@
     </w:p>
     <w:p>
       <w:pPr>
-        <w:pStyle w:val="000009"/>
+        <w:pStyle w:val="000001"/>
         <w:tabs>
           <w:tab w:val="right" w:leader="dot" w:pos="8296"/>
         </w:tabs>
@@ -905,7 +905,7 @@
       </w:r>
       <w:r>
         <w:rPr>
-          <w:rStyle w:val="00000d"/>
+          <w:rStyle w:val="000003"/>
           <w:rFonts w:hint="eastAsia"/>
           <w:noProof w:val="1"/>
         </w:rPr>
@@ -959,7 +959,7 @@
     </w:p>
     <w:p>
       <w:pPr>
-        <w:pStyle w:val="000009"/>
+        <w:pStyle w:val="000001"/>
         <w:tabs>
           <w:tab w:val="right" w:leader="dot" w:pos="8296"/>
         </w:tabs>
@@ -980,7 +980,7 @@
       </w:r>
       <w:r>
         <w:rPr>
-          <w:rStyle w:val="00000d"/>
+          <w:rStyle w:val="000003"/>
           <w:rFonts w:hint="eastAsia"/>
           <w:noProof w:val="1"/>
         </w:rPr>
@@ -1034,7 +1034,7 @@
     </w:p>
     <w:p>
       <w:pPr>
-        <w:pStyle w:val="000005"/>
+        <w:pStyle w:val="00000d"/>
         <w:rPr>
           <w:rFonts w:asciiTheme="minorHAnsi" w:hAnsiTheme="minorHAnsi" w:eastAsiaTheme="minorEastAsia" w:cstheme="minorBidi"/>
           <w:b w:val="0"/>
@@ -1054,7 +1054,7 @@
       </w:r>
       <w:r>
         <w:rPr>
-          <w:rStyle w:val="00000d"/>
+          <w:rStyle w:val="000003"/>
           <w:rFonts w:hint="eastAsia"/>
         </w:rPr>
         <w:t>3 AI反思与批判</w:t>
@@ -1101,7 +1101,7 @@
     </w:p>
     <w:p>
       <w:pPr>
-        <w:pStyle w:val="000005"/>
+        <w:pStyle w:val="00000d"/>
         <w:rPr>
           <w:rFonts w:asciiTheme="minorHAnsi" w:hAnsiTheme="minorHAnsi" w:eastAsiaTheme="minorEastAsia" w:cstheme="minorBidi"/>
           <w:b w:val="0"/>
@@ -1121,7 +1121,7 @@
       </w:r>
       <w:r>
         <w:rPr>
-          <w:rStyle w:val="00000d"/>
+          <w:rStyle w:val="000003"/>
           <w:rFonts w:hint="eastAsia"/>
         </w:rPr>
         <w:t>6 小组成员贡献度</w:t>
@@ -1168,7 +1168,7 @@
     </w:p>
     <w:p>
       <w:pPr>
-        <w:pStyle w:val="000005"/>
+        <w:pStyle w:val="00000d"/>
         <w:spacing w:line="312" w:lineRule="auto"/>
         <w:rPr>
           <w:b w:val="0"/>
@@ -1195,7 +1195,7 @@
     </w:p>
     <w:p>
       <w:pPr>
-        <w:pStyle w:val="000001"/>
+        <w:pStyle w:val="000004"/>
         <w:spacing w:before="240" w:after="240" w:line="312" w:lineRule="auto"/>
         <w:rPr>
           <w:sz w:val="28"/>
@@ -1584,7 +1584,13 @@
         <w:rPr>
           <w:rFonts w:hint="eastAsia"/>
         </w:rPr>
-        <w:t>代码规模（实测统计）：vggt/ 包共 7419 行 Python 代码，其中预测头 vggt/heads/ 为 1848 行；被测链路涉及的关键文件为 vggt/models/vggt.py（97 行）、vggt/utils/geometry.py（323 行）、vggt/utils/load_fn.py（230 行）、vggt/utils/pose_enc.py（124 行）、visual_util.py（457 行）。本组自建的测试工具共 1369 行（run_vggt_inference.py 411 行、metrics.py 491 行、cv2_unicode.py 134 行、tools/robustness_experiments.py 261 行、tools/make_depth_contact_sheet.py 72 行）。</w:t>
+        <w:t>代码规模（实测统计）：vggt/ 包共 7419 行 Python 代码，其中预测头 vggt/heads/ 为 1848 行；被测链路涉及的关键文件为 vggt/models/vggt.py（97 行）、vggt/utils/geometry.py（323 行）、vggt/utils/load_fn.py（230 行）、vggt/utils/pose_enc.py（124 行）、visual_util.py（457 行）。本组自建的测试工具共 2204 行：批量推理与指标链路 run_vggt_inference.py 389 行、metrics.py 476 行、cv2_unicode.py 123 行、tools/robustness_experiments.py 247 行、tools/make_depth_contact_sheet.py 70 行，另有单元测试工程 deliverables/module2/m2_tests/ 共 899 行（15 条用例的自动化实现与一键运行入口）</w:t>
+      </w:r>
+      <w:r>
+        <w:rPr>
+          <w:rFonts w:hint="eastAsia"/>
+        </w:rPr>
+        <w:t>。</w:t>
       </w:r>
     </w:p>
     <w:p>
@@ -1977,7 +1983,7 @@
     </w:p>
     <w:p>
       <w:pPr>
-        <w:pStyle w:val="000001"/>
+        <w:pStyle w:val="000004"/>
         <w:spacing w:before="240" w:after="240" w:line="312" w:lineRule="auto"/>
         <w:rPr>
           <w:sz w:val="28"/>
@@ -2003,7 +2009,7 @@
     </w:p>
     <w:p>
       <w:pPr>
-        <w:pStyle w:val="00000f"/>
+        <w:pStyle w:val="000006"/>
         <w:spacing w:before="120" w:after="120" w:line="312" w:lineRule="auto"/>
         <w:rPr>
           <w:rFonts w:ascii="Times New Roman" w:hAnsi="Times New Roman"/>
@@ -4607,7 +4613,7 @@
     </w:tbl>
     <w:p>
       <w:pPr>
-        <w:pStyle w:val="00000f"/>
+        <w:pStyle w:val="000006"/>
         <w:spacing w:before="120" w:after="120" w:line="312" w:lineRule="auto"/>
         <w:rPr>
           <w:rFonts w:ascii="Times New Roman" w:hAnsi="Times New Roman"/>
@@ -4640,7 +4646,7 @@
         <w:rPr>
           <w:rFonts w:hint="eastAsia"/>
         </w:rPr>
-        <w:t>本模块的 AI 相关测试用例清单见随交付的 Excel《VGGT 模块二测试用例清单》（附录 1 格式，共 15 条）。基准场景为自建实拍场景 002_computer（9 帧横构图），并新引入 001_watercup（8 帧竖构图）做跨场景对照。下表为用例、观测指标与实测执行结果：</w:t>
+        <w:t>本模块的 AI 相关测试用例清单见随交付的 Excel《VGGT 模块二测试用例清单》（附录 1 格式，共 15 条），其自动化实现为随交付的单元测试工程 deliverables/module2/m2_tests/（unittest 框架，一键入口与运行方式见 2.3 节）。基准场景为自建实拍场景 002_computer（9 帧横构图），并新引入 001_watercup（8 帧竖构图）做跨场景对照。下表为用例、观测指标与实测执行结果：</w:t>
       </w:r>
     </w:p>
     <w:tbl>
@@ -6014,37 +6020,7 @@
         <w:rPr>
           <w:rFonts w:hint="eastAsia"/>
         </w:rPr>
-        <w:t>说明：M2-AI-006</w:t>
-      </w:r>
-      <w:r>
-        <w:rPr>
-          <w:rFonts w:hint="eastAsia"/>
-        </w:rPr>
-        <w:t>、M2-AI-007</w:t>
-      </w:r>
-      <w:r>
-        <w:rPr>
-          <w:rFonts w:hint="eastAsia"/>
-        </w:rPr>
-        <w:t xml:space="preserve"> 的预期为"退化"，实测未出现退化，因此判定为用例通过但结论与预期相反，属于有效的鲁棒性结论而非缺陷；M2-AI-010</w:t>
-      </w:r>
-      <w:r>
-        <w:rPr>
-          <w:rFonts w:hint="eastAsia"/>
-        </w:rPr>
-        <w:t xml:space="preserve"> 与 M2-AI-015</w:t>
-      </w:r>
-      <w:r>
-        <w:rPr>
-          <w:rFonts w:hint="eastAsia"/>
-        </w:rPr>
-        <w:t xml:space="preserve"> 为失败用例，分别对应置信度阈值跨场景失效与损坏图像异常处理不一致两项发现，其中 M2-AI-015</w:t>
-      </w:r>
-      <w:r>
-        <w:rPr>
-          <w:rFonts w:hint="eastAsia"/>
-        </w:rPr>
-        <w:t xml:space="preserve"> 已登记为缺陷 DEF-M2-001。</w:t>
+        <w:t>说明：M2-AI-006、M2-AI-007 的预期为"退化"，实测未出现退化，因此判定为用例通过但结论与预期相反，属于有效的鲁棒性结论而非缺陷；M2-AI-010 与 M2-AI-015 为失败用例，分别对应置信度阈值跨场景失效与损坏图像异常处理不一致两项发现，其中 M2-AI-015 已登记为缺陷 DEF-M2-001。</w:t>
       </w:r>
     </w:p>
     <w:p>
@@ -6244,19 +6220,7 @@
               <w:rPr>
                 <w:rFonts w:hint="eastAsia"/>
               </w:rPr>
-              <w:t>2（M2-AI-010</w:t>
-            </w:r>
-            <w:r>
-              <w:rPr>
-                <w:rFonts w:hint="eastAsia"/>
-              </w:rPr>
-              <w:t xml:space="preserve"> 默认置信阈值下指标全部失效、M2-AI-015</w:t>
-            </w:r>
-            <w:r>
-              <w:rPr>
-                <w:rFonts w:hint="eastAsia"/>
-              </w:rPr>
-              <w:t xml:space="preserve"> 损坏图像未捕获异常）</w:t>
+              <w:t>2（M2-AI-010 默认置信阈值下指标全部失效、M2-AI-015 损坏图像未捕获异常）</w:t>
             </w:r>
           </w:p>
         </w:tc>
@@ -6332,7 +6296,7 @@
     </w:p>
     <w:p>
       <w:pPr>
-        <w:pStyle w:val="00000f"/>
+        <w:pStyle w:val="000006"/>
         <w:spacing w:before="120" w:after="120" w:line="312" w:lineRule="auto"/>
         <w:rPr>
           <w:rFonts w:ascii="Times New Roman" w:hAnsi="Times New Roman"/>
@@ -6949,7 +6913,7 @@
         <w:rPr>
           <w:rFonts w:hint="eastAsia"/>
         </w:rPr>
-        <w:t>单元测试与自动化框架：本模块未引入 pytest 等第三方测试框架，测试以“命令行驱动脚本 + JSON 结果归档”的方式实现，可用一条命令一键复跑全部用例——tools/robustness_experiments.py 会依次完成“生成帧数与扰动变体 → 调用 run_vggt_inference.py 推理 → 调用 metrics.py 计算指标 → 汇总为 vggt_output/exp/summary.json 与 summary.md”；异常输入用例由 run_vggt_inference.py 直接以非零退出码（1）暴露，便于接入持续集成判定。</w:t>
+        <w:t>单元测试与自动化框架：15 条用例已全部实现为基于 Python 标准库 unittest 的单元测试工程 deliverables/module2/m2_tests/（15 条用例对应 15 个测试方法）。一键复跑全部用例：双击「一键运行模块二测试.bat」，或在终端执行 run_tests.ps1——脚本自动探测解释器、注入导入路径，单次运行同时产出 JUnit XML 与 UTF-8 日志并归档到 test_results/module2/，退出码 0/1 可直接接入持续集成判定。测试不读取历史指标快照，而是对磁盘上的 predictions.npz 现场调用 metrics.py 复算 G1–G4；帧数扫描、扰动矩阵与补白变体等需要 GPU 的产物在缺失时由 m2_tests/common.py 调用 run_vggt_inference.py 按需生成并缓存复用（扰动随机种子固定为 20260911）；异常输入用例（M2-AI-013~015）以子进程真实调用推理入口，直接断言报错信息、退出码与残留产物。M2-AI-012 的补白变体产物需重新生成后方可自动复核，其判定以 2.2 节记录的实测数据为准。</w:t>
       </w:r>
     </w:p>
     <w:p>
@@ -6963,7 +6927,7 @@
     </w:p>
     <w:p>
       <w:pPr>
-        <w:pStyle w:val="000001"/>
+        <w:pStyle w:val="000004"/>
         <w:spacing w:before="240" w:after="240" w:line="312" w:lineRule="auto"/>
         <w:rPr>
           <w:rFonts w:hint="eastAsia"/>
@@ -7040,13 +7004,7 @@
         <w:rPr>
           <w:rFonts w:hint="eastAsia"/>
         </w:rPr>
-        <w:t>预处理裁切的影响已单独验证（M2-AI-012</w:t>
-      </w:r>
-      <w:r>
-        <w:rPr>
-          <w:rFonts w:hint="eastAsia"/>
-        </w:rPr>
-        <w:t>）。001_watercup 原图为 3072×4096（宽高比 0.75），crop 模式会先把宽缩到 518、高算得 686，再把高度中心裁到 518，即纵向丢弃 24.5% 的视野，且没有任何提示。为区分“裁切导致”与“场景本身难”两个可能原因，本组把同一批图补白成 4096×4096 正方形使其不再发生裁切后重跑：G1 相对误差由 2.973e-2 变为 3.629e-2、G2 像素误差由 41.447 px 变为 39.237 px、G4 NCC 由 0.492 变为 0.647、深度置信均值由 1.118 变为 1.051——指标没有改善，置信度甚至略降。结论：退化主要由场景本身（近景、低纹理、小基线）导致，裁切不是主因；但裁切本身仍是独立缺陷（静默丢弃近四分之一视野、输出与输入视野不一致却无提示），记为 DEF-M2-002。</w:t>
+        <w:t>预处理裁切的影响已单独验证（M2-AI-012）。001_watercup 原图为 3072×4096（宽高比 0.75），crop 模式会先把宽缩到 518、高算得 686，再把高度中心裁到 518，即纵向丢弃 24.5% 的视野，且没有任何提示。为区分“裁切导致”与“场景本身难”两个可能原因，本组把同一批图补白成 4096×4096 正方形使其不再发生裁切后重跑：G1 相对误差由 2.973e-2 变为 3.629e-2、G2 像素误差由 41.447 px 变为 39.237 px、G4 NCC 由 0.492 变为 0.647、深度置信均值由 1.118 变为 1.051——指标没有改善，置信度甚至略降。结论：退化主要由场景本身（近景、低纹理、小基线）导致，裁切不是主因；但裁切本身仍是独立缺陷（静默丢弃近四分之一视野、输出与输入视野不一致却无提示），记为 DEF-M2-002。</w:t>
       </w:r>
     </w:p>
     <w:p>
@@ -7477,13 +7435,7 @@
               <w:rPr>
                 <w:rFonts w:hint="eastAsia"/>
               </w:rPr>
-              <w:t>定位：vggt/utils/load_fn.py:140 的 Image.open 未捕获异常。修复验证：待修复后复跑 M2-AI-015</w:t>
-            </w:r>
-            <w:r>
-              <w:rPr>
-                <w:rFonts w:hint="eastAsia"/>
-              </w:rPr>
-              <w:t>，应得到友好中文报错、退出码 1 且不残留半成品目录</w:t>
+              <w:t>定位：vggt/utils/load_fn.py:140 的 Image.open 未捕获异常。修复验证：待修复后复跑 M2-AI-015，应得到友好中文报错、退出码 1 且不残留半成品目录</w:t>
             </w:r>
           </w:p>
         </w:tc>
@@ -7610,13 +7562,7 @@
         <w:rPr>
           <w:rFonts w:hint="eastAsia"/>
         </w:rPr>
-        <w:t>DEF-M2-002（静默信息丢失）：load_and_preprocess_images(mode="crop") 对长宽比非 1:1 的输入静默裁切。竖构图（3:4，3072×4096）输入会先把宽缩到 518、高算得 686，再把高度中心裁到 518，即纵向视野丢弃 24.5%（上下各 12.2%），程序既不告警也不在产物中标注有效区域，输出的深度图与点云视野与输入图像不一致；对照实验（M2-AI-012</w:t>
-      </w:r>
-      <w:r>
-        <w:rPr>
-          <w:rFonts w:hint="eastAsia"/>
-        </w:rPr>
-        <w:t>）表明该裁切不是本次质量退化的主因，但作为静默信息丢失仍属有效缺陷。定位：vggt/utils/load_fn.py 的 crop 分支（新高度大于 518 时中心裁切）；建议改为默认 pad 模式，或至少打印“已裁切 xx% 纵向视野”的告警并在 run_info.json 中记录有效区域范围。</w:t>
+        <w:t>DEF-M2-002（静默信息丢失）：load_and_preprocess_images(mode="crop") 对长宽比非 1:1 的输入静默裁切。竖构图（3:4，3072×4096）输入会先把宽缩到 518、高算得 686，再把高度中心裁到 518，即纵向视野丢弃 24.5%（上下各 12.2%），程序既不告警也不在产物中标注有效区域，输出的深度图与点云视野与输入图像不一致；对照实验（M2-AI-012）表明该裁切不是本次质量退化的主因，但作为静默信息丢失仍属有效缺陷。定位：vggt/utils/load_fn.py 的 crop 分支（新高度大于 518 时中心裁切）；建议改为默认 pad 模式，或至少打印“已裁切 xx% 纵向视野”的告警并在 run_info.json 中记录有效区域范围。</w:t>
       </w:r>
     </w:p>
     <w:p>
@@ -7635,7 +7581,7 @@
     </w:p>
     <w:p>
       <w:pPr>
-        <w:pStyle w:val="000001"/>
+        <w:pStyle w:val="000004"/>
         <w:spacing w:before="240" w:after="240" w:line="312" w:lineRule="auto"/>
         <w:rPr>
           <w:sz w:val="28"/>
@@ -8049,7 +7995,7 @@
               <w:rPr>
                 <w:rFonts w:hint="eastAsia"/>
               </w:rPr>
-              <w:t>1369</w:t>
+              <w:t>2204</w:t>
             </w:r>
           </w:p>
         </w:tc>
@@ -8086,7 +8032,13 @@
         <w:rPr>
           <w:rFonts w:hint="eastAsia"/>
         </w:rPr>
-        <w:t>说明：本组自建的测试工具共 1369 行（run_vggt_inference.py 411 行、metrics.py 491 行、cv2_unicode.py 134 行、tools/robustness_experiments.py 261 行、tools/make_depth_contact_sheet.py 72 行），可按各成员实际分工在上表中拆分填报。</w:t>
+        <w:t>说明：本组自建的测试工具共 2204 行：批量推理与指标链路 run_vggt_inference.py 389 行、metrics.py 476 行、cv2_unicode.py 123 行、tools/robustness_experiments.py 247 行、tools/make_depth_contact_sheet.py 70 行，另有单元测试工程 deliverables/module2/m2_tests/ 共 899 行（15 条用例的自动化实现与一键运行入口）</w:t>
+      </w:r>
+      <w:r>
+        <w:rPr>
+          <w:rFonts w:hint="eastAsia"/>
+        </w:rPr>
+        <w:t>，可按各成员实际分工在上表中拆分填报。</w:t>
       </w:r>
     </w:p>
     <w:p>
@@ -8113,19 +8065,19 @@
 
 <file path=word/endnotes.xml><?xml version="1.0" encoding="utf-8"?>
 <w:endnotes xmlns:w="http://schemas.openxmlformats.org/wordprocessingml/2006/main" xmlns:w14="http://schemas.microsoft.com/office/word/2010/wordml" xmlns:mc="http://schemas.openxmlformats.org/markup-compatibility/2006" mc:Ignorable="w14">
-  <w:endnote w:type="separator" w:id="1">
+  <w:endnote w:type="continuationSeparator" w:id="1">
     <w:p>
       <w:pPr/>
       <w:r>
+        <w:continuationSeparator/>
+      </w:r>
+    </w:p>
+  </w:endnote>
+  <w:endnote w:type="separator" w:id="0">
+    <w:p>
+      <w:pPr/>
+      <w:r>
         <w:separator/>
-      </w:r>
-    </w:p>
-  </w:endnote>
-  <w:endnote w:type="continuationSeparator" w:id="0">
-    <w:p>
-      <w:pPr/>
-      <w:r>
-        <w:continuationSeparator/>
       </w:r>
     </w:p>
   </w:endnote>
@@ -8136,7 +8088,7 @@
 <w:ftr xmlns:w="http://schemas.openxmlformats.org/wordprocessingml/2006/main" xmlns:w14="http://schemas.microsoft.com/office/word/2010/wordml" xmlns:mc="http://schemas.openxmlformats.org/markup-compatibility/2006" mc:Ignorable="w14">
   <w:p>
     <w:pPr>
-      <w:pStyle w:val="000007"/>
+      <w:pStyle w:val="00000b"/>
       <w:jc w:val="center"/>
     </w:pPr>
     <w:r>
@@ -8238,7 +8190,7 @@
   </w:p>
   <w:p>
     <w:pPr>
-      <w:pStyle w:val="000007"/>
+      <w:pStyle w:val="00000b"/>
     </w:pPr>
   </w:p>
 </w:ftr>
@@ -8248,7 +8200,7 @@
 <w:ftr xmlns:w="http://schemas.openxmlformats.org/wordprocessingml/2006/main" xmlns:w14="http://schemas.microsoft.com/office/word/2010/wordml" xmlns:mc="http://schemas.openxmlformats.org/markup-compatibility/2006" mc:Ignorable="w14">
   <w:p>
     <w:pPr>
-      <w:pStyle w:val="000007"/>
+      <w:pStyle w:val="00000b"/>
       <w:framePr w:wrap="around" w:hAnchor="margin" w:vAnchor="text" w:xAlign="center" w:y="1"/>
       <w:rPr>
         <w:rStyle w:val="a5"/>
@@ -8256,26 +8208,26 @@
     </w:pPr>
     <w:r>
       <w:rPr>
-        <w:rStyle w:val="000011"/>
+        <w:rStyle w:val="000014"/>
       </w:rPr>
       <w:fldChar w:fldCharType="begin"/>
     </w:r>
     <w:r>
       <w:rPr>
-        <w:rStyle w:val="000011"/>
+        <w:rStyle w:val="000014"/>
       </w:rPr>
       <w:instrText xml:space="preserve">PAGE  </w:instrText>
     </w:r>
     <w:r>
       <w:rPr>
-        <w:rStyle w:val="000011"/>
+        <w:rStyle w:val="000014"/>
       </w:rPr>
       <w:fldChar w:fldCharType="end"/>
     </w:r>
   </w:p>
   <w:p>
     <w:pPr>
-      <w:pStyle w:val="000007"/>
+      <w:pStyle w:val="00000b"/>
     </w:pPr>
   </w:p>
 </w:ftr>
@@ -8285,7 +8237,7 @@
 <w:ftr xmlns:w="http://schemas.openxmlformats.org/wordprocessingml/2006/main" xmlns:w14="http://schemas.microsoft.com/office/word/2010/wordml" xmlns:mc="http://schemas.openxmlformats.org/markup-compatibility/2006" mc:Ignorable="w14">
   <w:p>
     <w:pPr>
-      <w:pStyle w:val="000007"/>
+      <w:pStyle w:val="00000b"/>
       <w:framePr w:wrap="around" w:hAnchor="margin" w:vAnchor="text" w:xAlign="center" w:y="1"/>
       <w:rPr>
         <w:rStyle w:val="a5"/>
@@ -8293,39 +8245,39 @@
     </w:pPr>
     <w:r>
       <w:rPr>
-        <w:rStyle w:val="000011"/>
+        <w:rStyle w:val="000014"/>
       </w:rPr>
       <w:fldChar w:fldCharType="begin"/>
     </w:r>
     <w:r>
       <w:rPr>
-        <w:rStyle w:val="000011"/>
+        <w:rStyle w:val="000014"/>
       </w:rPr>
       <w:instrText xml:space="preserve">PAGE  </w:instrText>
     </w:r>
     <w:r>
       <w:rPr>
-        <w:rStyle w:val="000011"/>
+        <w:rStyle w:val="000014"/>
       </w:rPr>
       <w:fldChar w:fldCharType="separate"/>
     </w:r>
     <w:r>
       <w:rPr>
-        <w:rStyle w:val="000011"/>
+        <w:rStyle w:val="000014"/>
         <w:noProof w:val="1"/>
       </w:rPr>
       <w:t>6</w:t>
     </w:r>
     <w:r>
       <w:rPr>
-        <w:rStyle w:val="000011"/>
+        <w:rStyle w:val="000014"/>
       </w:rPr>
       <w:fldChar w:fldCharType="end"/>
     </w:r>
   </w:p>
   <w:p>
     <w:pPr>
-      <w:pStyle w:val="000007"/>
+      <w:pStyle w:val="00000b"/>
     </w:pPr>
   </w:p>
 </w:ftr>
@@ -8333,19 +8285,19 @@
 
 <file path=word/footnotes.xml><?xml version="1.0" encoding="utf-8"?>
 <w:footnotes xmlns:w="http://schemas.openxmlformats.org/wordprocessingml/2006/main" xmlns:w14="http://schemas.microsoft.com/office/word/2010/wordml" xmlns:mc="http://schemas.openxmlformats.org/markup-compatibility/2006" mc:Ignorable="w14">
-  <w:footnote w:type="separator" w:id="0">
+  <w:footnote w:type="continuationSeparator" w:id="0">
     <w:p>
       <w:pPr/>
       <w:r>
+        <w:continuationSeparator/>
+      </w:r>
+    </w:p>
+  </w:footnote>
+  <w:footnote w:type="separator" w:id="1">
+    <w:p>
+      <w:pPr/>
+      <w:r>
         <w:separator/>
-      </w:r>
-    </w:p>
-  </w:footnote>
-  <w:footnote w:type="continuationSeparator" w:id="1">
-    <w:p>
-      <w:pPr/>
-      <w:r>
-        <w:continuationSeparator/>
       </w:r>
     </w:p>
   </w:footnote>
@@ -8356,7 +8308,7 @@
 <w:hdr xmlns:w="http://schemas.openxmlformats.org/wordprocessingml/2006/main" xmlns:w14="http://schemas.microsoft.com/office/word/2010/wordml" xmlns:mc="http://schemas.openxmlformats.org/markup-compatibility/2006" mc:Ignorable="w14">
   <w:p>
     <w:pPr>
-      <w:pStyle w:val="00000b"/>
+      <w:pStyle w:val="000009"/>
     </w:pPr>
     <w:r>
       <w:rPr>
@@ -8476,23 +8428,23 @@
       </w:pPr>
     </w:lvl>
   </w:abstractNum>
-  <w:num w:numId="6">
-    <w:abstractNumId w:val="2"/>
-  </w:num>
-  <w:num w:numId="4">
-    <w:abstractNumId w:val="1"/>
-  </w:num>
-  <w:num w:numId="5">
-    <w:abstractNumId w:val="6"/>
+  <w:num w:numId="2">
+    <w:abstractNumId w:val="4"/>
   </w:num>
   <w:num w:numId="1">
-    <w:abstractNumId w:val="7"/>
-  </w:num>
-  <w:num w:numId="2">
-    <w:abstractNumId w:val="0"/>
+    <w:abstractNumId w:val="6"/>
   </w:num>
   <w:num w:numId="3">
     <w:abstractNumId w:val="5"/>
+  </w:num>
+  <w:num w:numId="4">
+    <w:abstractNumId w:val="2"/>
+  </w:num>
+  <w:num w:numId="6">
+    <w:abstractNumId w:val="3"/>
+  </w:num>
+  <w:num w:numId="5">
+    <w:abstractNumId w:val="7"/>
   </w:num>
 </w:numbering>
 </file>
@@ -8509,384 +8461,410 @@
     <w:pPrDefault/>
   </w:docDefaults>
   <w:latentStyles w:defLockedState="0" w:defUIPriority="99" w:defSemiHidden="0" w:defUnhideWhenUsed="0" w:defQFormat="0" w:count="376">
+    <w:lsdException w:name="Unresolved Mention" w:semiHidden="1" w:unhideWhenUsed="1"/>
+    <w:lsdException w:name="Plain Table 2" w:uiPriority="42"/>
+    <w:lsdException w:name="HTML Cite" w:semiHidden="1" w:unhideWhenUsed="1"/>
+    <w:lsdException w:name="index 4" w:semiHidden="1" w:unhideWhenUsed="1"/>
+    <w:lsdException w:name="Light List Accent 6" w:uiPriority="61"/>
+    <w:lsdException w:name="Medium Grid 2 Accent 5" w:uiPriority="68"/>
+    <w:lsdException w:name="HTML Variable" w:semiHidden="1" w:unhideWhenUsed="1"/>
+    <w:lsdException w:name="Table Classic 3" w:semiHidden="1" w:unhideWhenUsed="1"/>
+    <w:lsdException w:name="HTML Preformatted" w:semiHidden="1" w:unhideWhenUsed="1"/>
+    <w:lsdException w:name="annotation subject" w:semiHidden="1" w:unhideWhenUsed="1"/>
+    <w:lsdException w:name="Dark List Accent 6" w:uiPriority="70"/>
+    <w:lsdException w:name="Colorful Grid Accent 1" w:uiPriority="73"/>
+    <w:lsdException w:name="List Table 3 Accent 3" w:uiPriority="48"/>
+    <w:lsdException w:name="List Table 1 Light Accent 5" w:uiPriority="46"/>
+    <w:lsdException w:name="Medium Shading 1 Accent 4" w:uiPriority="63"/>
+    <w:lsdException w:name="Body Text Indent 3" w:semiHidden="1" w:unhideWhenUsed="1"/>
+    <w:lsdException w:name="List Table 4 Accent 2" w:uiPriority="49"/>
+    <w:lsdException w:name="List Number" w:semiHidden="1" w:unhideWhenUsed="1"/>
+    <w:lsdException w:name="List Table 5 Dark Accent 5" w:uiPriority="50"/>
+    <w:lsdException w:name="List Table 2 Accent 1" w:uiPriority="47"/>
+    <w:lsdException w:name="Medium Shading 2 Accent 1" w:uiPriority="64"/>
+    <w:lsdException w:name="Light Shading Accent 5" w:uiPriority="60"/>
+    <w:lsdException w:name="Medium Grid 1 Accent 1" w:uiPriority="67"/>
+    <w:lsdException w:name="Subtle Reference" w:uiPriority="31" w:qFormat="1"/>
+    <w:lsdException w:name="HTML Address" w:semiHidden="1" w:unhideWhenUsed="1"/>
+    <w:lsdException w:name="Medium Shading 1 Accent 3" w:uiPriority="63"/>
+    <w:lsdException w:name="index 5" w:semiHidden="1" w:unhideWhenUsed="1"/>
+    <w:lsdException w:name="List Table 1 Light Accent 4" w:uiPriority="46"/>
+    <w:lsdException w:name="List Table 5 Dark Accent 2" w:uiPriority="50"/>
+    <w:lsdException w:name="List Table 4 Accent 5" w:uiPriority="49"/>
+    <w:lsdException w:name="List Table 2 Accent 6" w:uiPriority="47"/>
+    <w:lsdException w:name="List Table 3 Accent 2" w:uiPriority="48"/>
+    <w:lsdException w:name="Table Classic 1" w:semiHidden="1" w:unhideWhenUsed="1"/>
+    <w:lsdException w:name="Medium Grid 1 Accent 2" w:uiPriority="67"/>
+    <w:lsdException w:name="Medium Shading 2 Accent 6" w:uiPriority="64"/>
+    <w:lsdException w:name="Body Text First Indent 2" w:semiHidden="1" w:unhideWhenUsed="1"/>
+    <w:lsdException w:name="index 2" w:semiHidden="1" w:unhideWhenUsed="1"/>
+    <w:lsdException w:name="Light List Accent 5" w:uiPriority="61"/>
+    <w:lsdException w:name="List Table 3 Accent 5" w:uiPriority="48"/>
     <w:lsdException w:name="Medium Shading 2 Accent 5" w:uiPriority="64"/>
+    <w:lsdException w:name="List Table 1 Light Accent 3" w:uiPriority="46"/>
+    <w:lsdException w:name="List Table 5 Dark Accent 1" w:uiPriority="50"/>
+    <w:lsdException w:name="Grid Table 1 Light Accent 5" w:uiPriority="46"/>
+    <w:lsdException w:name="Table Columns 5" w:semiHidden="1" w:unhideWhenUsed="1"/>
+    <w:lsdException w:name="index 9" w:semiHidden="1" w:unhideWhenUsed="1"/>
+    <w:lsdException w:name="Medium List 2 Accent 3" w:uiPriority="66"/>
+    <w:lsdException w:name="Medium Grid 1 Accent 3" w:uiPriority="67"/>
+    <w:lsdException w:name="Grid Table 3 Accent 3" w:uiPriority="48"/>
     <w:lsdException w:name="Emphasis" w:uiPriority="20" w:qFormat="1"/>
-    <w:lsdException w:name="Light List Accent 5" w:uiPriority="61"/>
-    <w:lsdException w:name="annotation text" w:semiHidden="1" w:unhideWhenUsed="1"/>
+    <w:lsdException w:name="Medium Shading 1 Accent 1" w:uiPriority="63"/>
+    <w:lsdException w:name="Colorful List Accent 6" w:uiPriority="72"/>
+    <w:lsdException w:name="List Bullet 5" w:semiHidden="1" w:unhideWhenUsed="1"/>
+    <w:lsdException w:name="annotation reference" w:semiHidden="1" w:unhideWhenUsed="1"/>
+    <w:lsdException w:name="Table Columns 2" w:semiHidden="1" w:unhideWhenUsed="1"/>
+    <w:lsdException w:name="Table Grid" w:uiPriority="39"/>
+    <w:lsdException w:name="Light Grid Accent 1" w:uiPriority="62"/>
+    <w:lsdException w:name="Bibliography" w:uiPriority="37" w:semiHidden="1" w:unhideWhenUsed="1"/>
+    <w:lsdException w:name="Medium List 2 Accent 4" w:uiPriority="66"/>
+    <w:lsdException w:name="Medium Shading 2 Accent 4" w:uiPriority="64"/>
+    <w:lsdException w:name="Grid Table 6 Colorful Accent 6" w:uiPriority="51"/>
+    <w:lsdException w:name="Table Subtle 2" w:semiHidden="1" w:unhideWhenUsed="1"/>
+    <w:lsdException w:name="HTML Definition" w:semiHidden="1" w:unhideWhenUsed="1"/>
+    <w:lsdException w:name="Table Grid 1" w:semiHidden="1" w:unhideWhenUsed="1"/>
+    <w:lsdException w:name="Grid Table 1 Light Accent 3" w:uiPriority="46"/>
+    <w:lsdException w:name="Salutation" w:semiHidden="1" w:unhideWhenUsed="1"/>
+    <w:lsdException w:name="Table Subtle 1" w:semiHidden="1" w:unhideWhenUsed="1"/>
     <w:lsdException w:name="Medium Grid 2" w:uiPriority="68"/>
-    <w:lsdException w:name="Grid Table 7 Colorful Accent 5" w:uiPriority="52"/>
-    <w:lsdException w:name="Table Classic 3" w:semiHidden="1" w:unhideWhenUsed="1"/>
-    <w:lsdException w:name="Subtitle" w:uiPriority="11" w:qFormat="1"/>
-    <w:lsdException w:name="Medium Grid 2 Accent 3" w:uiPriority="68"/>
-    <w:lsdException w:name="endnote text" w:semiHidden="1" w:unhideWhenUsed="1"/>
-    <w:lsdException w:name="List Table 2 Accent 3" w:uiPriority="47"/>
-    <w:lsdException w:name="Medium List 1 Accent 1" w:uiPriority="65"/>
+    <w:lsdException w:name="Body Text" w:semiHidden="1" w:unhideWhenUsed="1"/>
+    <w:lsdException w:name="Colorful List Accent 1" w:uiPriority="72"/>
+    <w:lsdException w:name="Medium Grid 2 Accent 4" w:uiPriority="68"/>
+    <w:lsdException w:name="Light Shading" w:uiPriority="60"/>
+    <w:lsdException w:name="List Table 2" w:uiPriority="47"/>
+    <w:lsdException w:name="Grid Table 5 Dark" w:uiPriority="50"/>
+    <w:lsdException w:name="Grid Table 3 Accent 5" w:uiPriority="48"/>
+    <w:lsdException w:name="heading 6" w:uiPriority="9" w:semiHidden="1" w:unhideWhenUsed="1" w:qFormat="1"/>
+    <w:lsdException w:name="Colorful Grid Accent 5" w:uiPriority="73"/>
+    <w:lsdException w:name="Medium Grid 3 Accent 2" w:uiPriority="69"/>
+    <w:lsdException w:name="Normal (Web)" w:semiHidden="1" w:unhideWhenUsed="1"/>
+    <w:lsdException w:name="Subtle Emphasis" w:uiPriority="19" w:qFormat="1"/>
+    <w:lsdException w:name="Table Grid 8" w:semiHidden="1" w:unhideWhenUsed="1"/>
+    <w:lsdException w:name="Normal Indent" w:semiHidden="1" w:unhideWhenUsed="1"/>
+    <w:lsdException w:name="Grid Table 5 Dark Accent 6" w:uiPriority="50"/>
+    <w:lsdException w:name="Table 3D effects 3" w:semiHidden="1" w:unhideWhenUsed="1"/>
+    <w:lsdException w:name="Medium List 2 Accent 1" w:uiPriority="66"/>
+    <w:lsdException w:name="heading 1" w:uiPriority="0" w:qFormat="1"/>
+    <w:lsdException w:name="Book Title" w:uiPriority="33" w:qFormat="1"/>
+    <w:lsdException w:name="List 4" w:semiHidden="1" w:unhideWhenUsed="1"/>
+    <w:lsdException w:name="Dark List Accent 4" w:uiPriority="70"/>
+    <w:lsdException w:name="heading 7" w:uiPriority="9" w:semiHidden="1" w:unhideWhenUsed="1" w:qFormat="1"/>
+    <w:lsdException w:name="Table Grid 3" w:semiHidden="1" w:unhideWhenUsed="1"/>
+    <w:lsdException w:name="index 3" w:semiHidden="1" w:unhideWhenUsed="1"/>
+    <w:lsdException w:name="Medium Grid 1 Accent 6" w:uiPriority="67"/>
+    <w:lsdException w:name="Intense Quote" w:uiPriority="30" w:qFormat="1"/>
+    <w:lsdException w:name="Light Grid" w:uiPriority="62"/>
+    <w:lsdException w:name="List Table 4" w:uiPriority="49"/>
+    <w:lsdException w:name="Medium Grid 2 Accent 6" w:uiPriority="68"/>
+    <w:lsdException w:name="Light List Accent 1" w:uiPriority="61"/>
+    <w:lsdException w:name="Intense Emphasis" w:uiPriority="21" w:qFormat="1"/>
+    <w:lsdException w:name="Dark List Accent 3" w:uiPriority="70"/>
+    <w:lsdException w:name="Light List Accent 2" w:uiPriority="61"/>
+    <w:lsdException w:name="List Table 1 Light Accent 2" w:uiPriority="46"/>
+    <w:lsdException w:name="Dark List Accent 5" w:uiPriority="70"/>
+    <w:lsdException w:name="heading 8" w:uiPriority="9" w:semiHidden="1" w:unhideWhenUsed="1" w:qFormat="1"/>
+    <w:lsdException w:name="List Table 3 Accent 4" w:uiPriority="48"/>
     <w:lsdException w:name="List Table 2 Accent 4" w:uiPriority="47"/>
     <w:lsdException w:name="List Table 1 Light Accent 1" w:uiPriority="46"/>
-    <w:lsdException w:name="Light Shading" w:uiPriority="60"/>
-    <w:lsdException w:name="Table Columns 3" w:semiHidden="1" w:unhideWhenUsed="1"/>
-    <w:lsdException w:name="Plain Table 2" w:uiPriority="42"/>
-    <w:lsdException w:name="Placeholder Text" w:semiHidden="1"/>
-    <w:lsdException w:name="Light Shading Accent 5" w:uiPriority="60"/>
+    <w:lsdException w:name="index heading" w:semiHidden="1" w:unhideWhenUsed="1"/>
+    <w:lsdException w:name="heading 3" w:uiPriority="0" w:qFormat="1"/>
+    <w:lsdException w:name="Grid Table 2 Accent 2" w:uiPriority="47"/>
+    <w:lsdException w:name="Colorful Grid Accent 3" w:uiPriority="73"/>
+    <w:lsdException w:name="HTML Keyboard" w:semiHidden="1" w:unhideWhenUsed="1"/>
+    <w:lsdException w:name="List Table 2 Accent 3" w:uiPriority="47"/>
+    <w:lsdException w:name="Light List Accent 3" w:uiPriority="61"/>
+    <w:lsdException w:name="Dark List Accent 1" w:uiPriority="70"/>
+    <w:lsdException w:name="HTML Code" w:semiHidden="1" w:unhideWhenUsed="1"/>
+    <w:lsdException w:name="index 1" w:semiHidden="1" w:unhideWhenUsed="1"/>
+    <w:lsdException w:name="List Table 2 Accent 5" w:uiPriority="47"/>
+    <w:lsdException w:name="List Table 4 Accent 1" w:uiPriority="49"/>
+    <w:lsdException w:name="Outline List 2" w:semiHidden="1" w:unhideWhenUsed="1"/>
+    <w:lsdException w:name="Body Text 3" w:semiHidden="1" w:unhideWhenUsed="1"/>
+    <w:lsdException w:name="List Table 3 Accent 6" w:uiPriority="48"/>
+    <w:lsdException w:name="List Table 1 Light Accent 6" w:uiPriority="46"/>
+    <w:lsdException w:name="List Bullet 3" w:semiHidden="1" w:unhideWhenUsed="1"/>
+    <w:lsdException w:name="footnote text" w:semiHidden="1" w:unhideWhenUsed="1"/>
+    <w:lsdException w:name="Hashtag" w:semiHidden="1" w:unhideWhenUsed="1"/>
+    <w:lsdException w:name="Dark List" w:uiPriority="70"/>
+    <w:lsdException w:name="Medium Shading 2 Accent 2" w:uiPriority="64"/>
+    <w:lsdException w:name="Grid Table 1 Light Accent 1" w:uiPriority="46"/>
+    <w:lsdException w:name="Grid Table 6 Colorful" w:uiPriority="51"/>
+    <w:lsdException w:name="Table Theme" w:semiHidden="1" w:unhideWhenUsed="1"/>
+    <w:lsdException w:name="Medium List 1 Accent 4" w:uiPriority="65"/>
+    <w:lsdException w:name="List" w:semiHidden="1" w:unhideWhenUsed="1"/>
+    <w:lsdException w:name="Grid Table 1 Light Accent 6" w:uiPriority="46"/>
+    <w:lsdException w:name="Table 3D effects 2" w:semiHidden="1" w:unhideWhenUsed="1"/>
+    <w:lsdException w:name="Table Colorful 2" w:semiHidden="1" w:unhideWhenUsed="1"/>
+    <w:lsdException w:name="Table Columns 4" w:semiHidden="1" w:unhideWhenUsed="1"/>
+    <w:lsdException w:name="List Table 4 Accent 3" w:uiPriority="49"/>
+    <w:lsdException w:name="Grid Table 3 Accent 2" w:uiPriority="48"/>
+    <w:lsdException w:name="Smart Hyperlink" w:semiHidden="1" w:unhideWhenUsed="1"/>
+    <w:lsdException w:name="Grid Table 7 Colorful Accent 1" w:uiPriority="52"/>
+    <w:lsdException w:name="List Table 6 Colorful Accent 2" w:uiPriority="51"/>
+    <w:lsdException w:name="Grid Table 2 Accent 4" w:uiPriority="47"/>
+    <w:lsdException w:name="Medium Grid 1" w:uiPriority="67"/>
+    <w:lsdException w:name="Table Contemporary" w:semiHidden="1" w:unhideWhenUsed="1"/>
+    <w:lsdException w:name="Table 3D effects 1" w:semiHidden="1" w:unhideWhenUsed="1"/>
+    <w:lsdException w:name="Table Simple 2" w:semiHidden="1" w:unhideWhenUsed="1"/>
+    <w:lsdException w:name="toc 6" w:uiPriority="39" w:semiHidden="1" w:unhideWhenUsed="1"/>
+    <w:lsdException w:name="Medium List 2 Accent 6" w:uiPriority="66"/>
+    <w:lsdException w:name="Table List 1" w:semiHidden="1" w:unhideWhenUsed="1"/>
+    <w:lsdException w:name="heading 9" w:uiPriority="9" w:semiHidden="1" w:unhideWhenUsed="1" w:qFormat="1"/>
+    <w:lsdException w:name="Medium List 2" w:uiPriority="66"/>
+    <w:lsdException w:name="Grid Table 7 Colorful Accent 6" w:uiPriority="52"/>
+    <w:lsdException w:name="Grid Table 2 Accent 3" w:uiPriority="47"/>
+    <w:lsdException w:name="Colorful List Accent 3" w:uiPriority="72"/>
+    <w:lsdException w:name="List Table 3" w:uiPriority="48"/>
+    <w:lsdException w:name="toc 1" w:uiPriority="39" w:semiHidden="1" w:unhideWhenUsed="1"/>
+    <w:lsdException w:name="List Number 3" w:semiHidden="1" w:unhideWhenUsed="1"/>
+    <w:lsdException w:name="Colorful Shading Accent 4" w:uiPriority="71"/>
+    <w:lsdException w:name="Table Web 1" w:semiHidden="1" w:unhideWhenUsed="1"/>
+    <w:lsdException w:name="Table List 2" w:semiHidden="1" w:unhideWhenUsed="1"/>
+    <w:lsdException w:name="macro" w:semiHidden="1" w:unhideWhenUsed="1"/>
+    <w:lsdException w:name="Grid Table 7 Colorful Accent 5" w:uiPriority="52"/>
+    <w:lsdException w:name="Grid Table 4 Accent 4" w:uiPriority="49"/>
     <w:lsdException w:name="heading 5" w:uiPriority="9" w:semiHidden="1" w:unhideWhenUsed="1" w:qFormat="1"/>
-    <w:lsdException w:name="Medium List 2" w:uiPriority="66"/>
+    <w:lsdException w:name="Table List 8" w:semiHidden="1" w:unhideWhenUsed="1"/>
+    <w:lsdException w:name="toc 2" w:uiPriority="39" w:semiHidden="1" w:unhideWhenUsed="1"/>
+    <w:lsdException w:name="List Number 2" w:semiHidden="1" w:unhideWhenUsed="1"/>
+    <w:lsdException w:name="List Table 7 Colorful Accent 3" w:uiPriority="52"/>
+    <w:lsdException w:name="HTML Typewriter" w:semiHidden="1" w:unhideWhenUsed="1"/>
+    <w:lsdException w:name="Outline List 3" w:semiHidden="1" w:unhideWhenUsed="1"/>
+    <w:lsdException w:name="Table List 5" w:semiHidden="1" w:unhideWhenUsed="1"/>
+    <w:lsdException w:name="Medium List 1 Accent 2" w:uiPriority="65"/>
+    <w:lsdException w:name="Closing" w:semiHidden="1" w:unhideWhenUsed="1"/>
+    <w:lsdException w:name="header" w:uiPriority="0" w:semiHidden="1" w:unhideWhenUsed="1"/>
+    <w:lsdException w:name="Table Web 2" w:semiHidden="1" w:unhideWhenUsed="1"/>
+    <w:lsdException w:name="Table List 3" w:semiHidden="1" w:unhideWhenUsed="1"/>
+    <w:lsdException w:name="toc 8" w:uiPriority="39" w:semiHidden="1" w:unhideWhenUsed="1"/>
+    <w:lsdException w:name="Document Map" w:semiHidden="1" w:unhideWhenUsed="1"/>
+    <w:lsdException w:name="List Number 5" w:semiHidden="1" w:unhideWhenUsed="1"/>
     <w:lsdException w:name="table of figures" w:semiHidden="1" w:unhideWhenUsed="1"/>
+    <w:lsdException w:name="Grid Table 7 Colorful Accent 4" w:uiPriority="52"/>
+    <w:lsdException w:name="Medium List 1 Accent 5" w:uiPriority="65"/>
+    <w:lsdException w:name="Light Shading Accent 2" w:uiPriority="60"/>
+    <w:lsdException w:name="Colorful List" w:uiPriority="72"/>
+    <w:lsdException w:name="toc 3" w:uiPriority="39" w:semiHidden="1" w:unhideWhenUsed="1"/>
+    <w:lsdException w:name="caption" w:uiPriority="35" w:semiHidden="1" w:unhideWhenUsed="1" w:qFormat="1"/>
+    <w:lsdException w:name="Medium Grid 2 Accent 1" w:uiPriority="68"/>
+    <w:lsdException w:name="Medium List 1 Accent 6" w:uiPriority="65"/>
+    <w:lsdException w:name="toa heading" w:semiHidden="1" w:unhideWhenUsed="1"/>
+    <w:lsdException w:name="Table Web 3" w:semiHidden="1" w:unhideWhenUsed="1"/>
+    <w:lsdException w:name="List Table 5 Dark Accent 6" w:uiPriority="50"/>
+    <w:lsdException w:name="Outline List 1" w:semiHidden="1" w:unhideWhenUsed="1"/>
+    <w:lsdException w:name="Grid Table 7 Colorful Accent 3" w:uiPriority="52"/>
+    <w:lsdException w:name="Balloon Text" w:semiHidden="1" w:unhideWhenUsed="1"/>
+    <w:lsdException w:name="Medium Grid 1 Accent 5" w:uiPriority="67"/>
+    <w:lsdException w:name="Medium Grid 3 Accent 4" w:uiPriority="69"/>
+    <w:lsdException w:name="Table Colorful 3" w:semiHidden="1" w:unhideWhenUsed="1"/>
+    <w:lsdException w:name="List Bullet" w:semiHidden="1" w:unhideWhenUsed="1"/>
+    <w:lsdException w:name="Grid Table 2 Accent 6" w:uiPriority="47"/>
+    <w:lsdException w:name="toc 4" w:uiPriority="39" w:semiHidden="1" w:unhideWhenUsed="1"/>
+    <w:lsdException w:name="Grid Table 6 Colorful Accent 4" w:uiPriority="51"/>
+    <w:lsdException w:name="Grid Table 1 Light Accent 2" w:uiPriority="46"/>
+    <w:lsdException w:name="envelope return" w:semiHidden="1" w:unhideWhenUsed="1"/>
+    <w:lsdException w:name="Table List 7" w:semiHidden="1" w:unhideWhenUsed="1"/>
+    <w:lsdException w:name="Note Heading" w:semiHidden="1" w:unhideWhenUsed="1"/>
+    <w:lsdException w:name="HTML Bottom of Form" w:semiHidden="1" w:unhideWhenUsed="1"/>
+    <w:lsdException w:name="Date" w:semiHidden="1" w:unhideWhenUsed="1"/>
+    <w:lsdException w:name="List 2" w:semiHidden="1" w:unhideWhenUsed="1"/>
+    <w:lsdException w:name="Grid Table 3 Accent 4" w:uiPriority="48"/>
+    <w:lsdException w:name="Light Shading Accent 4" w:uiPriority="60"/>
+    <w:lsdException w:name="Medium Grid 3 Accent 3" w:uiPriority="69"/>
+    <w:lsdException w:name="HTML Top of Form" w:semiHidden="1" w:unhideWhenUsed="1"/>
+    <w:lsdException w:name="Grid Table 6 Colorful Accent 3" w:uiPriority="51"/>
+    <w:lsdException w:name="List Continue 3" w:semiHidden="1" w:unhideWhenUsed="1"/>
+    <w:lsdException w:name="Body Text Indent 2" w:semiHidden="1" w:unhideWhenUsed="1"/>
+    <w:lsdException w:name="No List" w:semiHidden="1" w:unhideWhenUsed="1"/>
+    <w:lsdException w:name="List 5" w:semiHidden="1" w:unhideWhenUsed="1"/>
+    <w:lsdException w:name="Table Colorful 1" w:semiHidden="1" w:unhideWhenUsed="1"/>
+    <w:lsdException w:name="Colorful Grid" w:uiPriority="73"/>
+    <w:lsdException w:name="Medium Shading 1 Accent 5" w:uiPriority="63"/>
+    <w:lsdException w:name="Grid Table 6 Colorful Accent 5" w:uiPriority="51"/>
+    <w:lsdException w:name="List 3" w:semiHidden="1" w:unhideWhenUsed="1"/>
+    <w:lsdException w:name="footnote reference" w:semiHidden="1" w:unhideWhenUsed="1"/>
+    <w:lsdException w:name="annotation text" w:semiHidden="1" w:unhideWhenUsed="1"/>
+    <w:lsdException w:name="Light List Accent 4" w:uiPriority="61"/>
+    <w:lsdException w:name="List Table 5 Dark Accent 4" w:uiPriority="50"/>
+    <w:lsdException w:name="Subtitle" w:uiPriority="11" w:qFormat="1"/>
+    <w:lsdException w:name="List Continue 2" w:semiHidden="1" w:unhideWhenUsed="1"/>
+    <w:lsdException w:name="List Continue 5" w:semiHidden="1" w:unhideWhenUsed="1"/>
+    <w:lsdException w:name="Medium Grid 3 Accent 1" w:uiPriority="69"/>
+    <w:lsdException w:name="Colorful List Accent 5" w:uiPriority="72"/>
+    <w:lsdException w:name="Mention" w:semiHidden="1" w:unhideWhenUsed="1"/>
+    <w:lsdException w:name="Grid Table 3 Accent 6" w:uiPriority="48"/>
+    <w:lsdException w:name="List Table 6 Colorful Accent 1" w:uiPriority="51"/>
+    <w:lsdException w:name="Grid Table 6 Colorful Accent 1" w:uiPriority="51"/>
+    <w:lsdException w:name="Default Paragraph Font" w:uiPriority="1" w:semiHidden="1" w:unhideWhenUsed="1"/>
+    <w:lsdException w:name="Grid Table 4 Accent 6" w:uiPriority="49"/>
+    <w:lsdException w:name="Plain Table 4" w:uiPriority="44"/>
+    <w:lsdException w:name="Colorful Shading Accent 6" w:uiPriority="71"/>
+    <w:lsdException w:name="List Number 4" w:semiHidden="1" w:unhideWhenUsed="1"/>
+    <w:lsdException w:name="Grid Table 5 Dark Accent 1" w:uiPriority="50"/>
+    <w:lsdException w:name="Title" w:uiPriority="10" w:qFormat="1"/>
+    <w:lsdException w:name="Medium Grid 3 Accent 6" w:uiPriority="69"/>
+    <w:lsdException w:name="List Table 6 Colorful Accent 6" w:uiPriority="51"/>
+    <w:lsdException w:name="List Table 7 Colorful Accent 1" w:uiPriority="52"/>
+    <w:lsdException w:name="Grid Table 1 Light Accent 4" w:uiPriority="46"/>
+    <w:lsdException w:name="Grid Table 7 Colorful Accent 2" w:uiPriority="52"/>
+    <w:lsdException w:name="Medium List 2 Accent 2" w:uiPriority="66"/>
+    <w:lsdException w:name="Plain Table 3" w:uiPriority="43"/>
+    <w:lsdException w:name="Intense Reference" w:uiPriority="32" w:qFormat="1"/>
+    <w:lsdException w:name="Table Elegant" w:semiHidden="1" w:unhideWhenUsed="1"/>
+    <w:lsdException w:name="Plain Text" w:semiHidden="1" w:unhideWhenUsed="1"/>
+    <w:lsdException w:name="List Table 7 Colorful Accent 6" w:uiPriority="52"/>
+    <w:lsdException w:name="Body Text First Indent" w:semiHidden="1" w:unhideWhenUsed="1"/>
+    <w:lsdException w:name="Light Grid Accent 4" w:uiPriority="62"/>
+    <w:lsdException w:name="List Table 7 Colorful Accent 5" w:uiPriority="52"/>
+    <w:lsdException w:name="Plain Table 5" w:uiPriority="45"/>
+    <w:lsdException w:name="Table Grid 4" w:semiHidden="1" w:unhideWhenUsed="1"/>
+    <w:lsdException w:name="endnote reference" w:semiHidden="1" w:unhideWhenUsed="1"/>
+    <w:lsdException w:name="Grid Table 2 Accent 1" w:uiPriority="47"/>
+    <w:lsdException w:name="index 8" w:semiHidden="1" w:unhideWhenUsed="1"/>
+    <w:lsdException w:name="Dark List Accent 2" w:uiPriority="70"/>
+    <w:lsdException w:name="Plain Table 1" w:uiPriority="41"/>
+    <w:lsdException w:name="Light Shading Accent 6" w:uiPriority="60"/>
+    <w:lsdException w:name="Normal Table" w:semiHidden="1" w:unhideWhenUsed="1"/>
+    <w:lsdException w:name="List Table 6 Colorful" w:uiPriority="51"/>
+    <w:lsdException w:name="No Spacing" w:uiPriority="1" w:qFormat="1"/>
+    <w:lsdException w:name="line number" w:semiHidden="1" w:unhideWhenUsed="1"/>
+    <w:lsdException w:name="Light Shading Accent 1" w:uiPriority="60"/>
+    <w:lsdException w:name="index 6" w:semiHidden="1" w:unhideWhenUsed="1"/>
+    <w:lsdException w:name="Grid Table 5 Dark Accent 3" w:uiPriority="50"/>
+    <w:lsdException w:name="Medium Grid 3" w:uiPriority="69"/>
+    <w:lsdException w:name="List Table 2 Accent 2" w:uiPriority="47"/>
+    <w:lsdException w:name="E-mail Signature" w:semiHidden="1" w:unhideWhenUsed="1"/>
+    <w:lsdException w:name="Message Header" w:semiHidden="1" w:unhideWhenUsed="1"/>
+    <w:lsdException w:name="List Table 3 Accent 1" w:uiPriority="48"/>
+    <w:lsdException w:name="List Table 6 Colorful Accent 4" w:uiPriority="51"/>
+    <w:lsdException w:name="Block Text" w:semiHidden="1" w:unhideWhenUsed="1"/>
+    <w:lsdException w:name="List Continue" w:semiHidden="1" w:unhideWhenUsed="1"/>
+    <w:lsdException w:name="Grid Table 1 Light" w:uiPriority="46"/>
+    <w:lsdException w:name="List Table 6 Colorful Accent 3" w:uiPriority="51"/>
+    <w:lsdException w:name="Medium Grid 3 Accent 5" w:uiPriority="69"/>
+    <w:lsdException w:name="Table Simple 1" w:semiHidden="1" w:unhideWhenUsed="1"/>
+    <w:lsdException w:name="List Table 4 Accent 4" w:uiPriority="49"/>
+    <w:lsdException w:name="table of authorities" w:semiHidden="1" w:unhideWhenUsed="1"/>
+    <w:lsdException w:name="Grid Table 4 Accent 2" w:uiPriority="49"/>
+    <w:lsdException w:name="Medium Shading 1" w:uiPriority="63"/>
+    <w:lsdException w:name="Colorful Shading Accent 2" w:uiPriority="71"/>
+    <w:lsdException w:name="toc 5" w:uiPriority="39" w:semiHidden="1" w:unhideWhenUsed="1"/>
+    <w:lsdException w:name="Table Grid 6" w:semiHidden="1" w:unhideWhenUsed="1"/>
+    <w:lsdException w:name="footer" w:semiHidden="1" w:unhideWhenUsed="1"/>
+    <w:lsdException w:name="heading 2" w:uiPriority="0" w:qFormat="1"/>
+    <w:lsdException w:name="Grid Table 4 Accent 5" w:uiPriority="49"/>
+    <w:lsdException w:name="List Table 7 Colorful" w:uiPriority="52"/>
+    <w:lsdException w:name="Colorful Shading Accent 5" w:uiPriority="71"/>
+    <w:lsdException w:name="endnote text" w:semiHidden="1" w:unhideWhenUsed="1"/>
+    <w:lsdException w:name="Normal" w:uiPriority="0" w:qFormat="1"/>
+    <w:lsdException w:name="Colorful Grid Accent 2" w:uiPriority="73"/>
+    <w:lsdException w:name="Medium Grid 2 Accent 3" w:uiPriority="68"/>
     <w:lsdException w:name="Body Text Indent" w:semiHidden="1" w:unhideWhenUsed="1"/>
-    <w:lsdException w:name="List 3" w:semiHidden="1" w:unhideWhenUsed="1"/>
-    <w:lsdException w:name="Bibliography" w:uiPriority="37" w:semiHidden="1" w:unhideWhenUsed="1"/>
-    <w:lsdException w:name="Medium Grid 1 Accent 1" w:uiPriority="67"/>
-    <w:lsdException w:name="Normal (Web)" w:semiHidden="1" w:unhideWhenUsed="1"/>
-    <w:lsdException w:name="HTML Cite" w:semiHidden="1" w:unhideWhenUsed="1"/>
-    <w:lsdException w:name="footnote text" w:semiHidden="1" w:unhideWhenUsed="1"/>
-    <w:lsdException w:name="Table 3D effects 2" w:semiHidden="1" w:unhideWhenUsed="1"/>
-    <w:lsdException w:name="List Table 5 Dark Accent 2" w:uiPriority="50"/>
-    <w:lsdException w:name="Table 3D effects 3" w:semiHidden="1" w:unhideWhenUsed="1"/>
-    <w:lsdException w:name="Intense Quote" w:uiPriority="30" w:qFormat="1"/>
-    <w:lsdException w:name="List Table 7 Colorful Accent 2" w:uiPriority="52"/>
-    <w:lsdException w:name="HTML Preformatted" w:semiHidden="1" w:unhideWhenUsed="1"/>
-    <w:lsdException w:name="List Table 1 Light Accent 5" w:uiPriority="46"/>
-    <w:lsdException w:name="Body Text Indent 3" w:semiHidden="1" w:unhideWhenUsed="1"/>
-    <w:lsdException w:name="Book Title" w:uiPriority="33" w:qFormat="1"/>
-    <w:lsdException w:name="List Table 3 Accent 5" w:uiPriority="48"/>
-    <w:lsdException w:name="Grid Table 3 Accent 6" w:uiPriority="48"/>
-    <w:lsdException w:name="Grid Table 5 Dark Accent 5" w:uiPriority="50"/>
-    <w:lsdException w:name="index 4" w:semiHidden="1" w:unhideWhenUsed="1"/>
-    <w:lsdException w:name="Table Subtle 2" w:semiHidden="1" w:unhideWhenUsed="1"/>
-    <w:lsdException w:name="Closing" w:semiHidden="1" w:unhideWhenUsed="1"/>
-    <w:lsdException w:name="toc 3" w:uiPriority="39" w:semiHidden="1" w:unhideWhenUsed="1"/>
+    <w:lsdException w:name="List Table 7 Colorful Accent 4" w:uiPriority="52"/>
+    <w:lsdException w:name="Grid Table 2 Accent 5" w:uiPriority="47"/>
+    <w:lsdException w:name="Smart Link" w:semiHidden="1" w:unhideWhenUsed="1"/>
+    <w:lsdException w:name="List Paragraph" w:uiPriority="34" w:qFormat="1"/>
+    <w:lsdException w:name="toc 7" w:uiPriority="39" w:semiHidden="1" w:unhideWhenUsed="1"/>
+    <w:lsdException w:name="Table List 4" w:semiHidden="1" w:unhideWhenUsed="1"/>
+    <w:lsdException w:name="Table Classic 4" w:semiHidden="1" w:unhideWhenUsed="1"/>
+    <w:lsdException w:name="Body Text 2" w:semiHidden="1" w:unhideWhenUsed="1"/>
+    <w:lsdException w:name="Medium Grid 2 Accent 2" w:uiPriority="68"/>
+    <w:lsdException w:name="Medium List 1 Accent 1" w:uiPriority="65"/>
+    <w:lsdException w:name="heading 4" w:uiPriority="9" w:semiHidden="1" w:unhideWhenUsed="1" w:qFormat="1"/>
+    <w:lsdException w:name="Colorful Shading" w:uiPriority="71"/>
+    <w:lsdException w:name="Grid Table Light" w:uiPriority="40"/>
     <w:lsdException w:name="Colorful Grid Accent 4" w:uiPriority="73"/>
-    <w:lsdException w:name="toc 7" w:uiPriority="39" w:semiHidden="1" w:unhideWhenUsed="1"/>
-    <w:lsdException w:name="List Continue 3" w:semiHidden="1" w:unhideWhenUsed="1"/>
-    <w:lsdException w:name="Colorful Grid" w:uiPriority="73"/>
-    <w:lsdException w:name="endnote reference" w:semiHidden="1" w:unhideWhenUsed="1"/>
-    <w:lsdException w:name="Medium List 2 Accent 2" w:uiPriority="66"/>
-    <w:lsdException w:name="List Table 3 Accent 1" w:uiPriority="48"/>
-    <w:lsdException w:name="Body Text 2" w:semiHidden="1" w:unhideWhenUsed="1"/>
-    <w:lsdException w:name="Table Web 2" w:semiHidden="1" w:unhideWhenUsed="1"/>
-    <w:lsdException w:name="Medium List 2 Accent 6" w:uiPriority="66"/>
-    <w:lsdException w:name="Grid Table 3 Accent 2" w:uiPriority="48"/>
-    <w:lsdException w:name="Table Simple 3" w:semiHidden="1" w:unhideWhenUsed="1"/>
-    <w:lsdException w:name="Grid Table 5 Dark Accent 2" w:uiPriority="50"/>
-    <w:lsdException w:name="Grid Table 1 Light" w:uiPriority="46"/>
-    <w:lsdException w:name="Table Contemporary" w:semiHidden="1" w:unhideWhenUsed="1"/>
-    <w:lsdException w:name="Grid Table 5 Dark Accent 1" w:uiPriority="50"/>
-    <w:lsdException w:name="List Table 4 Accent 4" w:uiPriority="49"/>
-    <w:lsdException w:name="Outline List 1" w:semiHidden="1" w:unhideWhenUsed="1"/>
-    <w:lsdException w:name="Default Paragraph Font" w:uiPriority="1" w:semiHidden="1" w:unhideWhenUsed="1"/>
-    <w:lsdException w:name="FollowedHyperlink" w:semiHidden="1" w:unhideWhenUsed="1"/>
-    <w:lsdException w:name="Light Grid Accent 4" w:uiPriority="62"/>
-    <w:lsdException w:name="Grid Table 6 Colorful Accent 6" w:uiPriority="51"/>
-    <w:lsdException w:name="Colorful List Accent 5" w:uiPriority="72"/>
-    <w:lsdException w:name="Medium Shading 2 Accent 3" w:uiPriority="64"/>
-    <w:lsdException w:name="HTML Typewriter" w:semiHidden="1" w:unhideWhenUsed="1"/>
-    <w:lsdException w:name="Quote" w:uiPriority="29" w:qFormat="1"/>
-    <w:lsdException w:name="List Bullet 5" w:semiHidden="1" w:unhideWhenUsed="1"/>
-    <w:lsdException w:name="Grid Table 4" w:uiPriority="49"/>
-    <w:lsdException w:name="Grid Table 6 Colorful Accent 2" w:uiPriority="51"/>
-    <w:lsdException w:name="Medium Shading 1" w:uiPriority="63"/>
-    <w:lsdException w:name="Medium Grid 3 Accent 5" w:uiPriority="69"/>
-    <w:lsdException w:name="Table List 6" w:semiHidden="1" w:unhideWhenUsed="1"/>
-    <w:lsdException w:name="Table List 5" w:semiHidden="1" w:unhideWhenUsed="1"/>
-    <w:lsdException w:name="List Number 2" w:semiHidden="1" w:unhideWhenUsed="1"/>
-    <w:lsdException w:name="Grid Table 7 Colorful Accent 3" w:uiPriority="52"/>
-    <w:lsdException w:name="Table Grid 8" w:semiHidden="1" w:unhideWhenUsed="1"/>
-    <w:lsdException w:name="toc 2" w:uiPriority="39" w:semiHidden="1" w:unhideWhenUsed="1"/>
-    <w:lsdException w:name="Medium Shading 1 Accent 1" w:uiPriority="63"/>
-    <w:lsdException w:name="HTML Code" w:semiHidden="1" w:unhideWhenUsed="1"/>
-    <w:lsdException w:name="Normal Table" w:semiHidden="1" w:unhideWhenUsed="1"/>
-    <w:lsdException w:name="Table Classic 1" w:semiHidden="1" w:unhideWhenUsed="1"/>
-    <w:lsdException w:name="Medium List 2 Accent 4" w:uiPriority="66"/>
-    <w:lsdException w:name="Body Text First Indent" w:semiHidden="1" w:unhideWhenUsed="1"/>
-    <w:lsdException w:name="Grid Table 1 Light Accent 4" w:uiPriority="46"/>
-    <w:lsdException w:name="Plain Table 1" w:uiPriority="41"/>
-    <w:lsdException w:name="Outline List 3" w:semiHidden="1" w:unhideWhenUsed="1"/>
-    <w:lsdException w:name="Grid Table 3 Accent 3" w:uiPriority="48"/>
+    <w:lsdException w:name="envelope address" w:semiHidden="1" w:unhideWhenUsed="1"/>
+    <w:lsdException w:name="List Continue 4" w:semiHidden="1" w:unhideWhenUsed="1"/>
     <w:lsdException w:name="Medium List 1 Accent 3" w:uiPriority="65"/>
-    <w:lsdException w:name="Medium Grid 3 Accent 1" w:uiPriority="69"/>
-    <w:lsdException w:name="Note Heading" w:semiHidden="1" w:unhideWhenUsed="1"/>
-    <w:lsdException w:name="caption" w:uiPriority="35" w:semiHidden="1" w:unhideWhenUsed="1" w:qFormat="1"/>
-    <w:lsdException w:name="Medium Grid 1 Accent 5" w:uiPriority="67"/>
-    <w:lsdException w:name="Table List 2" w:semiHidden="1" w:unhideWhenUsed="1"/>
-    <w:lsdException w:name="heading 7" w:uiPriority="9" w:semiHidden="1" w:unhideWhenUsed="1" w:qFormat="1"/>
     <w:lsdException w:name="List Table 5 Dark" w:uiPriority="50"/>
-    <w:lsdException w:name="List Bullet" w:semiHidden="1" w:unhideWhenUsed="1"/>
-    <w:lsdException w:name="Table Grid 3" w:semiHidden="1" w:unhideWhenUsed="1"/>
-    <w:lsdException w:name="Table Grid 7" w:semiHidden="1" w:unhideWhenUsed="1"/>
-    <w:lsdException w:name="Document Map" w:semiHidden="1" w:unhideWhenUsed="1"/>
-    <w:lsdException w:name="Medium Shading 1 Accent 5" w:uiPriority="63"/>
-    <w:lsdException w:name="List Table 1 Light Accent 3" w:uiPriority="46"/>
-    <w:lsdException w:name="List Table 5 Dark Accent 6" w:uiPriority="50"/>
-    <w:lsdException w:name="List Table 5 Dark Accent 3" w:uiPriority="50"/>
-    <w:lsdException w:name="Table Colorful 3" w:semiHidden="1" w:unhideWhenUsed="1"/>
-    <w:lsdException w:name="table of authorities" w:semiHidden="1" w:unhideWhenUsed="1"/>
-    <w:lsdException w:name="List Table 6 Colorful Accent 6" w:uiPriority="51"/>
-    <w:lsdException w:name="List Table 7 Colorful Accent 4" w:uiPriority="52"/>
-    <w:lsdException w:name="index 9" w:semiHidden="1" w:unhideWhenUsed="1"/>
-    <w:lsdException w:name="heading 3" w:uiPriority="0" w:qFormat="1"/>
-    <w:lsdException w:name="List Bullet 4" w:semiHidden="1" w:unhideWhenUsed="1"/>
-    <w:lsdException w:name="Colorful Shading Accent 1" w:uiPriority="71"/>
-    <w:lsdException w:name="Colorful Shading Accent 4" w:uiPriority="71"/>
-    <w:lsdException w:name="envelope address" w:semiHidden="1" w:unhideWhenUsed="1"/>
-    <w:lsdException w:name="List Table 6 Colorful Accent 2" w:uiPriority="51"/>
-    <w:lsdException w:name="page number" w:semiHidden="1" w:unhideWhenUsed="1"/>
-    <w:lsdException w:name="Grid Table 5 Dark Accent 6" w:uiPriority="50"/>
-    <w:lsdException w:name="Light Grid" w:uiPriority="62"/>
-    <w:lsdException w:name="List 4" w:semiHidden="1" w:unhideWhenUsed="1"/>
-    <w:lsdException w:name="Colorful Grid Accent 3" w:uiPriority="73"/>
-    <w:lsdException w:name="Dark List Accent 5" w:uiPriority="70"/>
-    <w:lsdException w:name="Balloon Text" w:semiHidden="1" w:unhideWhenUsed="1"/>
-    <w:lsdException w:name="Table Classic 4" w:semiHidden="1" w:unhideWhenUsed="1"/>
-    <w:lsdException w:name="Body Text" w:semiHidden="1" w:unhideWhenUsed="1"/>
-    <w:lsdException w:name="footer" w:semiHidden="1" w:unhideWhenUsed="1"/>
-    <w:lsdException w:name="Table Columns 1" w:semiHidden="1" w:unhideWhenUsed="1"/>
-    <w:lsdException w:name="Light Shading Accent 2" w:uiPriority="60"/>
-    <w:lsdException w:name="Light Shading Accent 6" w:uiPriority="60"/>
-    <w:lsdException w:name="Grid Table 4 Accent 3" w:uiPriority="49"/>
-    <w:lsdException w:name="Table Columns 2" w:semiHidden="1" w:unhideWhenUsed="1"/>
-    <w:lsdException w:name="Table Columns 5" w:semiHidden="1" w:unhideWhenUsed="1"/>
-    <w:lsdException w:name="Plain Table 3" w:uiPriority="43"/>
-    <w:lsdException w:name="Medium List 1 Accent 6" w:uiPriority="65"/>
-    <w:lsdException w:name="Block Text" w:semiHidden="1" w:unhideWhenUsed="1"/>
-    <w:lsdException w:name="Table 3D effects 1" w:semiHidden="1" w:unhideWhenUsed="1"/>
-    <w:lsdException w:name="Table Grid 5" w:semiHidden="1" w:unhideWhenUsed="1"/>
-    <w:lsdException w:name="Medium List 1" w:uiPriority="65"/>
-    <w:lsdException w:name="Table Theme" w:semiHidden="1" w:unhideWhenUsed="1"/>
-    <w:lsdException w:name="List Number" w:semiHidden="1" w:unhideWhenUsed="1"/>
-    <w:lsdException w:name="Grid Table 2 Accent 1" w:uiPriority="47"/>
-    <w:lsdException w:name="Grid Table 2 Accent 5" w:uiPriority="47"/>
-    <w:lsdException w:name="Intense Reference" w:uiPriority="32" w:qFormat="1"/>
-    <w:lsdException w:name="Normal" w:uiPriority="0" w:qFormat="1"/>
-    <w:lsdException w:name="List Table 7 Colorful Accent 5" w:uiPriority="52"/>
-    <w:lsdException w:name="annotation subject" w:semiHidden="1" w:unhideWhenUsed="1"/>
-    <w:lsdException w:name="Colorful Grid Accent 1" w:uiPriority="73"/>
-    <w:lsdException w:name="HTML Address" w:semiHidden="1" w:unhideWhenUsed="1"/>
-    <w:lsdException w:name="Grid Table 3 Accent 5" w:uiPriority="48"/>
-    <w:lsdException w:name="toc 4" w:uiPriority="39" w:semiHidden="1" w:unhideWhenUsed="1"/>
-    <w:lsdException w:name="Table Subtle 1" w:semiHidden="1" w:unhideWhenUsed="1"/>
-    <w:lsdException w:name="Light Grid Accent 2" w:uiPriority="62"/>
-    <w:lsdException w:name="Dark List Accent 4" w:uiPriority="70"/>
-    <w:lsdException w:name="Medium Grid 2 Accent 2" w:uiPriority="68"/>
-    <w:lsdException w:name="line number" w:semiHidden="1" w:unhideWhenUsed="1"/>
-    <w:lsdException w:name="List Table 2 Accent 5" w:uiPriority="47"/>
-    <w:lsdException w:name="Grid Table 2" w:uiPriority="47"/>
-    <w:lsdException w:name="Grid Table Light" w:uiPriority="40"/>
-    <w:lsdException w:name="Medium List 2 Accent 1" w:uiPriority="66"/>
-    <w:lsdException w:name="Medium List 2 Accent 5" w:uiPriority="66"/>
-    <w:lsdException w:name="index 1" w:semiHidden="1" w:unhideWhenUsed="1"/>
-    <w:lsdException w:name="Medium Shading 2 Accent 1" w:uiPriority="64"/>
-    <w:lsdException w:name="List Table 4 Accent 5" w:uiPriority="49"/>
-    <w:lsdException w:name="List Table 2 Accent 1" w:uiPriority="47"/>
-    <w:lsdException w:name="List Table 4 Accent 2" w:uiPriority="49"/>
-    <w:lsdException w:name="Outline List 2" w:semiHidden="1" w:unhideWhenUsed="1"/>
-    <w:lsdException w:name="Grid Table 3 Accent 1" w:uiPriority="48"/>
-    <w:lsdException w:name="Light Grid Accent 5" w:uiPriority="62"/>
-    <w:lsdException w:name="Salutation" w:semiHidden="1" w:unhideWhenUsed="1"/>
-    <w:lsdException w:name="No List" w:semiHidden="1" w:unhideWhenUsed="1"/>
-    <w:lsdException w:name="header" w:uiPriority="0" w:semiHidden="1" w:unhideWhenUsed="1"/>
-    <w:lsdException w:name="Colorful List Accent 2" w:uiPriority="72"/>
-    <w:lsdException w:name="Colorful List Accent 6" w:uiPriority="72"/>
-    <w:lsdException w:name="Medium Grid 2 Accent 6" w:uiPriority="68"/>
-    <w:lsdException w:name="Grid Table 7 Colorful Accent 1" w:uiPriority="52"/>
-    <w:lsdException w:name="Hashtag" w:semiHidden="1" w:unhideWhenUsed="1"/>
-    <w:lsdException w:name="List Bullet 2" w:semiHidden="1" w:unhideWhenUsed="1"/>
-    <w:lsdException w:name="Grid Table 6 Colorful Accent 3" w:uiPriority="51"/>
-    <w:lsdException w:name="Grid Table 6 Colorful Accent 4" w:uiPriority="51"/>
-    <w:lsdException w:name="Medium Shading 2 Accent 6" w:uiPriority="64"/>
-    <w:lsdException w:name="index 5" w:semiHidden="1" w:unhideWhenUsed="1"/>
-    <w:lsdException w:name="Medium List 1 Accent 4" w:uiPriority="65"/>
-    <w:lsdException w:name="Grid Table 5 Dark Accent 4" w:uiPriority="50"/>
-    <w:lsdException w:name="List Table 7 Colorful" w:uiPriority="52"/>
-    <w:lsdException w:name="List Number 5" w:semiHidden="1" w:unhideWhenUsed="1"/>
-    <w:lsdException w:name="List Number 4" w:semiHidden="1" w:unhideWhenUsed="1"/>
-    <w:lsdException w:name="Mention" w:semiHidden="1" w:unhideWhenUsed="1"/>
-    <w:lsdException w:name="Normal Indent" w:semiHidden="1" w:unhideWhenUsed="1"/>
-    <w:lsdException w:name="List Continue 2" w:semiHidden="1" w:unhideWhenUsed="1"/>
-    <w:lsdException w:name="Grid Table 7 Colorful Accent 6" w:uiPriority="52"/>
-    <w:lsdException w:name="Medium Shading 1 Accent 2" w:uiPriority="63"/>
+    <w:lsdException w:name="Hyperlink" w:semiHidden="1" w:unhideWhenUsed="1"/>
+    <w:lsdException w:name="Medium Grid 1 Accent 4" w:uiPriority="67"/>
+    <w:lsdException w:name="HTML Sample" w:semiHidden="1" w:unhideWhenUsed="1"/>
     <w:lsdException w:name="Medium Shading 1 Accent 6" w:uiPriority="63"/>
     <w:lsdException w:name="Table Classic 2" w:semiHidden="1" w:unhideWhenUsed="1"/>
+    <w:lsdException w:name="List Bullet 4" w:semiHidden="1" w:unhideWhenUsed="1"/>
+    <w:lsdException w:name="Light Grid Accent 2" w:uiPriority="62"/>
+    <w:lsdException w:name="Table Columns 1" w:semiHidden="1" w:unhideWhenUsed="1"/>
+    <w:lsdException w:name="Table Grid 2" w:semiHidden="1" w:unhideWhenUsed="1"/>
+    <w:lsdException w:name="Light Shading Accent 3" w:uiPriority="60"/>
+    <w:lsdException w:name="List Table 4 Accent 6" w:uiPriority="49"/>
+    <w:lsdException w:name="Medium Shading 2 Accent 3" w:uiPriority="64"/>
+    <w:lsdException w:name="Colorful List Accent 2" w:uiPriority="72"/>
+    <w:lsdException w:name="Grid Table 6 Colorful Accent 2" w:uiPriority="51"/>
+    <w:lsdException w:name="Colorful Shading Accent 1" w:uiPriority="71"/>
+    <w:lsdException w:name="Strong" w:uiPriority="22" w:qFormat="1"/>
+    <w:lsdException w:name="Grid Table 4 Accent 1" w:uiPriority="49"/>
+    <w:lsdException w:name="List Table 5 Dark Accent 3" w:uiPriority="50"/>
+    <w:lsdException w:name="Table Simple 3" w:semiHidden="1" w:unhideWhenUsed="1"/>
+    <w:lsdException w:name="Light Grid Accent 5" w:uiPriority="62"/>
+    <w:lsdException w:name="List Table 1 Light" w:uiPriority="46"/>
+    <w:lsdException w:name="FollowedHyperlink" w:semiHidden="1" w:unhideWhenUsed="1"/>
+    <w:lsdException w:name="Light Grid Accent 3" w:uiPriority="62"/>
+    <w:lsdException w:name="Revision" w:semiHidden="1"/>
+    <w:lsdException w:name="Medium Shading 1 Accent 2" w:uiPriority="63"/>
+    <w:lsdException w:name="Table Grid 5" w:semiHidden="1" w:unhideWhenUsed="1"/>
+    <w:lsdException w:name="List Table 6 Colorful Accent 5" w:uiPriority="51"/>
     <w:lsdException w:name="Table Professional" w:semiHidden="1" w:unhideWhenUsed="1"/>
-    <w:lsdException w:name="Table Simple 1" w:semiHidden="1" w:unhideWhenUsed="1"/>
-    <w:lsdException w:name="Table Colorful 1" w:semiHidden="1" w:unhideWhenUsed="1"/>
-    <w:lsdException w:name="List Table 6 Colorful" w:uiPriority="51"/>
-    <w:lsdException w:name="footnote reference" w:semiHidden="1" w:unhideWhenUsed="1"/>
-    <w:lsdException w:name="Medium Grid 3 Accent 6" w:uiPriority="69"/>
-    <w:lsdException w:name="Table Web 3" w:semiHidden="1" w:unhideWhenUsed="1"/>
-    <w:lsdException w:name="Hyperlink" w:semiHidden="1" w:unhideWhenUsed="1"/>
-    <w:lsdException w:name="Medium Grid 3 Accent 2" w:uiPriority="69"/>
+    <w:lsdException w:name="Light Grid Accent 6" w:uiPriority="62"/>
     <w:lsdException w:name="TOC Heading" w:uiPriority="39" w:semiHidden="1" w:unhideWhenUsed="1" w:qFormat="1"/>
-    <w:lsdException w:name="Grid Table 1 Light Accent 2" w:uiPriority="46"/>
-    <w:lsdException w:name="heading 9" w:uiPriority="9" w:semiHidden="1" w:unhideWhenUsed="1" w:qFormat="1"/>
-    <w:lsdException w:name="Grid Table 1 Light Accent 3" w:uiPriority="46"/>
-    <w:lsdException w:name="List Table 3" w:uiPriority="48"/>
-    <w:lsdException w:name="Dark List" w:uiPriority="70"/>
-    <w:lsdException w:name="Light Shading Accent 4" w:uiPriority="60"/>
-    <w:lsdException w:name="List Table 5 Dark Accent 1" w:uiPriority="50"/>
-    <w:lsdException w:name="List Table 5 Dark Accent 5" w:uiPriority="50"/>
-    <w:lsdException w:name="Medium Grid 1 Accent 2" w:uiPriority="67"/>
-    <w:lsdException w:name="List" w:semiHidden="1" w:unhideWhenUsed="1"/>
-    <w:lsdException w:name="List Table 1 Light Accent 6" w:uiPriority="46"/>
-    <w:lsdException w:name="Table Grid 1" w:semiHidden="1" w:unhideWhenUsed="1"/>
-    <w:lsdException w:name="Table Grid 4" w:semiHidden="1" w:unhideWhenUsed="1"/>
-    <w:lsdException w:name="List Table 7 Colorful Accent 3" w:uiPriority="52"/>
-    <w:lsdException w:name="List Table 3 Accent 4" w:uiPriority="48"/>
-    <w:lsdException w:name="Colorful Shading Accent 6" w:uiPriority="71"/>
-    <w:lsdException w:name="Colorful Shading Accent 2" w:uiPriority="71"/>
-    <w:lsdException w:name="Strong" w:uiPriority="22" w:qFormat="1"/>
-    <w:lsdException w:name="Dark List Accent 2" w:uiPriority="70"/>
-    <w:lsdException w:name="Colorful Shading Accent 5" w:uiPriority="71"/>
-    <w:lsdException w:name="heading 4" w:uiPriority="9" w:semiHidden="1" w:unhideWhenUsed="1" w:qFormat="1"/>
-    <w:lsdException w:name="List Table 6 Colorful Accent 4" w:uiPriority="51"/>
+    <w:lsdException w:name="Grid Table 3 Accent 1" w:uiPriority="48"/>
+    <w:lsdException w:name="Grid Table 2" w:uiPriority="47"/>
+    <w:lsdException w:name="Colorful List Accent 4" w:uiPriority="72"/>
+    <w:lsdException w:name="Grid Table 7 Colorful" w:uiPriority="52"/>
+    <w:lsdException w:name="Grid Table 5 Dark Accent 5" w:uiPriority="50"/>
+    <w:lsdException w:name="List Bullet 2" w:semiHidden="1" w:unhideWhenUsed="1"/>
+    <w:lsdException w:name="Signature" w:semiHidden="1" w:unhideWhenUsed="1"/>
+    <w:lsdException w:name="Light List" w:uiPriority="61"/>
+    <w:lsdException w:name="Medium List 1" w:uiPriority="65"/>
+    <w:lsdException w:name="HTML Acronym" w:semiHidden="1" w:unhideWhenUsed="1"/>
+    <w:lsdException w:name="Colorful Shading Accent 3" w:uiPriority="71"/>
+    <w:lsdException w:name="List Table 7 Colorful Accent 2" w:uiPriority="52"/>
+    <w:lsdException w:name="Grid Table 5 Dark Accent 2" w:uiPriority="50"/>
+    <w:lsdException w:name="Grid Table 4 Accent 3" w:uiPriority="49"/>
+    <w:lsdException w:name="Medium Shading 2" w:uiPriority="64"/>
+    <w:lsdException w:name="Grid Table 3" w:uiPriority="48"/>
+    <w:lsdException w:name="Medium List 2 Accent 5" w:uiPriority="66"/>
+    <w:lsdException w:name="Grid Table 5 Dark Accent 4" w:uiPriority="50"/>
+    <w:lsdException w:name="toc 9" w:uiPriority="39" w:semiHidden="1" w:unhideWhenUsed="1"/>
+    <w:lsdException w:name="Quote" w:uiPriority="29" w:qFormat="1"/>
+    <w:lsdException w:name="page number" w:semiHidden="1" w:unhideWhenUsed="1"/>
+    <w:lsdException w:name="Table Columns 3" w:semiHidden="1" w:unhideWhenUsed="1"/>
+    <w:lsdException w:name="Grid Table 4" w:uiPriority="49"/>
+    <w:lsdException w:name="Table List 6" w:semiHidden="1" w:unhideWhenUsed="1"/>
+    <w:lsdException w:name="Table Grid 7" w:semiHidden="1" w:unhideWhenUsed="1"/>
     <w:lsdException w:name="index 7" w:semiHidden="1" w:unhideWhenUsed="1"/>
-    <w:lsdException w:name="List Table 6 Colorful Accent 3" w:uiPriority="51"/>
-    <w:lsdException w:name="Light List Accent 1" w:uiPriority="61"/>
-    <w:lsdException w:name="Medium Grid 1 Accent 6" w:uiPriority="67"/>
-    <w:lsdException w:name="toc 8" w:uiPriority="39" w:semiHidden="1" w:unhideWhenUsed="1"/>
-    <w:lsdException w:name="Colorful Grid Accent 5" w:uiPriority="73"/>
-    <w:lsdException w:name="Medium Grid 3" w:uiPriority="69"/>
-    <w:lsdException w:name="Table List 7" w:semiHidden="1" w:unhideWhenUsed="1"/>
-    <w:lsdException w:name="Subtle Reference" w:uiPriority="31" w:qFormat="1"/>
-    <w:lsdException w:name="Medium Grid 1" w:uiPriority="67"/>
-    <w:lsdException w:name="Signature" w:semiHidden="1" w:unhideWhenUsed="1"/>
-    <w:lsdException w:name="Light Grid Accent 1" w:uiPriority="62"/>
-    <w:lsdException w:name="Body Text 3" w:semiHidden="1" w:unhideWhenUsed="1"/>
-    <w:lsdException w:name="Dark List Accent 6" w:uiPriority="70"/>
-    <w:lsdException w:name="Colorful List" w:uiPriority="72"/>
-    <w:lsdException w:name="No Spacing" w:uiPriority="1" w:qFormat="1"/>
-    <w:lsdException w:name="Table List 8" w:semiHidden="1" w:unhideWhenUsed="1"/>
-    <w:lsdException w:name="List Table 2" w:uiPriority="47"/>
-    <w:lsdException w:name="Table List 3" w:semiHidden="1" w:unhideWhenUsed="1"/>
-    <w:lsdException w:name="List Table 4 Accent 1" w:uiPriority="49"/>
-    <w:lsdException w:name="Grid Table 4 Accent 1" w:uiPriority="49"/>
-    <w:lsdException w:name="Grid Table 4 Accent 4" w:uiPriority="49"/>
-    <w:lsdException w:name="Grid Table 2 Accent 6" w:uiPriority="47"/>
-    <w:lsdException w:name="Table Grid" w:uiPriority="39"/>
-    <w:lsdException w:name="List 2" w:semiHidden="1" w:unhideWhenUsed="1"/>
-    <w:lsdException w:name="List 5" w:semiHidden="1" w:unhideWhenUsed="1"/>
-    <w:lsdException w:name="HTML Acronym" w:semiHidden="1" w:unhideWhenUsed="1"/>
-    <w:lsdException w:name="Intense Emphasis" w:uiPriority="21" w:qFormat="1"/>
-    <w:lsdException w:name="Grid Table 7 Colorful Accent 2" w:uiPriority="52"/>
-    <w:lsdException w:name="Medium Shading 2 Accent 2" w:uiPriority="64"/>
-    <w:lsdException w:name="Colorful List Accent 4" w:uiPriority="72"/>
-    <w:lsdException w:name="Subtle Emphasis" w:uiPriority="19" w:qFormat="1"/>
-    <w:lsdException w:name="Medium Shading 2" w:uiPriority="64"/>
-    <w:lsdException w:name="Light List Accent 4" w:uiPriority="61"/>
-    <w:lsdException w:name="Grid Table 2 Accent 2" w:uiPriority="47"/>
-    <w:lsdException w:name="toc 6" w:uiPriority="39" w:semiHidden="1" w:unhideWhenUsed="1"/>
-    <w:lsdException w:name="Message Header" w:semiHidden="1" w:unhideWhenUsed="1"/>
-    <w:lsdException w:name="toc 1" w:uiPriority="39" w:semiHidden="1" w:unhideWhenUsed="1"/>
-    <w:lsdException w:name="toa heading" w:semiHidden="1" w:unhideWhenUsed="1"/>
-    <w:lsdException w:name="Grid Table 6 Colorful" w:uiPriority="51"/>
-    <w:lsdException w:name="Medium List 2 Accent 3" w:uiPriority="66"/>
-    <w:lsdException w:name="Grid Table 7 Colorful" w:uiPriority="52"/>
-    <w:lsdException w:name="Table Columns 4" w:semiHidden="1" w:unhideWhenUsed="1"/>
-    <w:lsdException w:name="Smart Link" w:semiHidden="1" w:unhideWhenUsed="1"/>
-    <w:lsdException w:name="Medium Grid 2 Accent 1" w:uiPriority="68"/>
-    <w:lsdException w:name="Light Shading Accent 3" w:uiPriority="60"/>
-    <w:lsdException w:name="List Table 1 Light" w:uiPriority="46"/>
-    <w:lsdException w:name="heading 8" w:uiPriority="9" w:semiHidden="1" w:unhideWhenUsed="1" w:qFormat="1"/>
-    <w:lsdException w:name="List Table 2 Accent 2" w:uiPriority="47"/>
-    <w:lsdException w:name="Medium Grid 1 Accent 4" w:uiPriority="67"/>
-    <w:lsdException w:name="List Table 2 Accent 6" w:uiPriority="47"/>
-    <w:lsdException w:name="HTML Sample" w:semiHidden="1" w:unhideWhenUsed="1"/>
-    <w:lsdException w:name="index 3" w:semiHidden="1" w:unhideWhenUsed="1"/>
-    <w:lsdException w:name="Light List" w:uiPriority="61"/>
-    <w:lsdException w:name="List Continue" w:semiHidden="1" w:unhideWhenUsed="1"/>
-    <w:lsdException w:name="List Table 1 Light Accent 2" w:uiPriority="46"/>
-    <w:lsdException w:name="Table Colorful 2" w:semiHidden="1" w:unhideWhenUsed="1"/>
-    <w:lsdException w:name="Plain Table 5" w:uiPriority="45"/>
-    <w:lsdException w:name="Medium Grid 2 Accent 5" w:uiPriority="68"/>
-    <w:lsdException w:name="Medium Grid 2 Accent 4" w:uiPriority="68"/>
-    <w:lsdException w:name="index 2" w:semiHidden="1" w:unhideWhenUsed="1"/>
-    <w:lsdException w:name="Medium List 1 Accent 5" w:uiPriority="65"/>
-    <w:lsdException w:name="List Table 3 Accent 2" w:uiPriority="48"/>
-    <w:lsdException w:name="List Table 3 Accent 6" w:uiPriority="48"/>
-    <w:lsdException w:name="List Number 3" w:semiHidden="1" w:unhideWhenUsed="1"/>
-    <w:lsdException w:name="Smart Hyperlink" w:semiHidden="1" w:unhideWhenUsed="1"/>
-    <w:lsdException w:name="index 6" w:semiHidden="1" w:unhideWhenUsed="1"/>
-    <w:lsdException w:name="Medium Grid 3 Accent 4" w:uiPriority="69"/>
-    <w:lsdException w:name="Light List Accent 3" w:uiPriority="61"/>
-    <w:lsdException w:name="Light Grid Accent 3" w:uiPriority="62"/>
-    <w:lsdException w:name="List Continue 5" w:semiHidden="1" w:unhideWhenUsed="1"/>
-    <w:lsdException w:name="Dark List Accent 1" w:uiPriority="70"/>
-    <w:lsdException w:name="Medium Shading 1 Accent 3" w:uiPriority="63"/>
-    <w:lsdException w:name="List Continue 4" w:semiHidden="1" w:unhideWhenUsed="1"/>
-    <w:lsdException w:name="Medium List 1 Accent 2" w:uiPriority="65"/>
-    <w:lsdException w:name="Grid Table 1 Light Accent 5" w:uiPriority="46"/>
-    <w:lsdException w:name="Grid Table 3" w:uiPriority="48"/>
-    <w:lsdException w:name="Grid Table 5 Dark Accent 3" w:uiPriority="50"/>
-    <w:lsdException w:name="List Table 4 Accent 3" w:uiPriority="49"/>
-    <w:lsdException w:name="Grid Table 1 Light Accent 6" w:uiPriority="46"/>
-    <w:lsdException w:name="Grid Table 1 Light Accent 1" w:uiPriority="46"/>
-    <w:lsdException w:name="Table Simple 2" w:semiHidden="1" w:unhideWhenUsed="1"/>
-    <w:lsdException w:name="List Table 4" w:uiPriority="49"/>
-    <w:lsdException w:name="Table Web 1" w:semiHidden="1" w:unhideWhenUsed="1"/>
-    <w:lsdException w:name="Medium Grid 3 Accent 3" w:uiPriority="69"/>
-    <w:lsdException w:name="Plain Text" w:semiHidden="1" w:unhideWhenUsed="1"/>
-    <w:lsdException w:name="heading 6" w:uiPriority="9" w:semiHidden="1" w:unhideWhenUsed="1" w:qFormat="1"/>
-    <w:lsdException w:name="Light Shading Accent 1" w:uiPriority="60"/>
-    <w:lsdException w:name="Date" w:semiHidden="1" w:unhideWhenUsed="1"/>
-    <w:lsdException w:name="Grid Table 5 Dark" w:uiPriority="50"/>
-    <w:lsdException w:name="E-mail Signature" w:semiHidden="1" w:unhideWhenUsed="1"/>
-    <w:lsdException w:name="Medium Shading 1 Accent 4" w:uiPriority="63"/>
-    <w:lsdException w:name="HTML Bottom of Form" w:semiHidden="1" w:unhideWhenUsed="1"/>
-    <w:lsdException w:name="Dark List Accent 3" w:uiPriority="70"/>
-    <w:lsdException w:name="Table Grid 6" w:semiHidden="1" w:unhideWhenUsed="1"/>
-    <w:lsdException w:name="Table Grid 2" w:semiHidden="1" w:unhideWhenUsed="1"/>
-    <w:lsdException w:name="List Paragraph" w:uiPriority="34" w:qFormat="1"/>
-    <w:lsdException w:name="List Table 7 Colorful Accent 1" w:uiPriority="52"/>
-    <w:lsdException w:name="HTML Definition" w:semiHidden="1" w:unhideWhenUsed="1"/>
-    <w:lsdException w:name="List Table 7 Colorful Accent 6" w:uiPriority="52"/>
-    <w:lsdException w:name="Grid Table 6 Colorful Accent 1" w:uiPriority="51"/>
-    <w:lsdException w:name="Grid Table 6 Colorful Accent 5" w:uiPriority="51"/>
-    <w:lsdException w:name="Colorful List Accent 3" w:uiPriority="72"/>
-    <w:lsdException w:name="index heading" w:semiHidden="1" w:unhideWhenUsed="1"/>
-    <w:lsdException w:name="Plain Table 4" w:uiPriority="44"/>
-    <w:lsdException w:name="Medium Shading 2 Accent 4" w:uiPriority="64"/>
-    <w:lsdException w:name="Title" w:uiPriority="10" w:qFormat="1"/>
-    <w:lsdException w:name="index 8" w:semiHidden="1" w:unhideWhenUsed="1"/>
-    <w:lsdException w:name="Body Text Indent 2" w:semiHidden="1" w:unhideWhenUsed="1"/>
-    <w:lsdException w:name="List Table 3 Accent 3" w:uiPriority="48"/>
-    <w:lsdException w:name="heading 1" w:uiPriority="0" w:qFormat="1"/>
-    <w:lsdException w:name="toc 9" w:uiPriority="39" w:semiHidden="1" w:unhideWhenUsed="1"/>
-    <w:lsdException w:name="annotation reference" w:semiHidden="1" w:unhideWhenUsed="1"/>
-    <w:lsdException w:name="heading 2" w:uiPriority="0" w:qFormat="1"/>
     <w:lsdException w:name="Colorful Grid Accent 6" w:uiPriority="73"/>
-    <w:lsdException w:name="Colorful Grid Accent 2" w:uiPriority="73"/>
-    <w:lsdException w:name="Grid Table 3 Accent 4" w:uiPriority="48"/>
-    <w:lsdException w:name="Grid Table 7 Colorful Accent 4" w:uiPriority="52"/>
-    <w:lsdException w:name="Light List Accent 2" w:uiPriority="61"/>
-    <w:lsdException w:name="Light List Accent 6" w:uiPriority="61"/>
-    <w:lsdException w:name="toc 5" w:uiPriority="39" w:semiHidden="1" w:unhideWhenUsed="1"/>
-    <w:lsdException w:name="HTML Top of Form" w:semiHidden="1" w:unhideWhenUsed="1"/>
-    <w:lsdException w:name="Table List 4" w:semiHidden="1" w:unhideWhenUsed="1"/>
-    <w:lsdException w:name="macro" w:semiHidden="1" w:unhideWhenUsed="1"/>
-    <w:lsdException w:name="HTML Keyboard" w:semiHidden="1" w:unhideWhenUsed="1"/>
-    <w:lsdException w:name="Body Text First Indent 2" w:semiHidden="1" w:unhideWhenUsed="1"/>
-    <w:lsdException w:name="envelope return" w:semiHidden="1" w:unhideWhenUsed="1"/>
-    <w:lsdException w:name="List Table 4 Accent 6" w:uiPriority="49"/>
-    <w:lsdException w:name="Table Elegant" w:semiHidden="1" w:unhideWhenUsed="1"/>
-    <w:lsdException w:name="HTML Variable" w:semiHidden="1" w:unhideWhenUsed="1"/>
-    <w:lsdException w:name="Grid Table 4 Accent 6" w:uiPriority="49"/>
-    <w:lsdException w:name="Medium Grid 1 Accent 3" w:uiPriority="67"/>
-    <w:lsdException w:name="Light Grid Accent 6" w:uiPriority="62"/>
-    <w:lsdException w:name="Grid Table 4 Accent 2" w:uiPriority="49"/>
-    <w:lsdException w:name="Grid Table 4 Accent 5" w:uiPriority="49"/>
-    <w:lsdException w:name="List Table 5 Dark Accent 4" w:uiPriority="50"/>
-    <w:lsdException w:name="Table List 1" w:semiHidden="1" w:unhideWhenUsed="1"/>
-    <w:lsdException w:name="Colorful List Accent 1" w:uiPriority="72"/>
-    <w:lsdException w:name="Unresolved Mention" w:semiHidden="1" w:unhideWhenUsed="1"/>
-    <w:lsdException w:name="Grid Table 2 Accent 4" w:uiPriority="47"/>
-    <w:lsdException w:name="Grid Table 2 Accent 3" w:uiPriority="47"/>
-    <w:lsdException w:name="Colorful Shading" w:uiPriority="71"/>
-    <w:lsdException w:name="Revision" w:semiHidden="1"/>
-    <w:lsdException w:name="List Bullet 3" w:semiHidden="1" w:unhideWhenUsed="1"/>
-    <w:lsdException w:name="Colorful Shading Accent 3" w:uiPriority="71"/>
-    <w:lsdException w:name="List Table 6 Colorful Accent 1" w:uiPriority="51"/>
-    <w:lsdException w:name="List Table 6 Colorful Accent 5" w:uiPriority="51"/>
-    <w:lsdException w:name="List Table 1 Light Accent 4" w:uiPriority="46"/>
+    <w:lsdException w:name="Placeholder Text" w:semiHidden="1"/>
   </w:latentStyles>
-  <w:style w:type="paragraph" w:styleId="000009">
+  <w:style w:type="paragraph" w:styleId="000017" w:customStyle="1">
+    <w:name w:val="表格首行"/>
+    <w:basedOn w:val="000002"/>
+    <w:rsid w:val="00E7756E"/>
+    <w:pPr>
+      <w:spacing w:line="360" w:lineRule="auto"/>
+      <w:jc w:val="center"/>
+    </w:pPr>
+    <w:rPr>
+      <w:rFonts w:ascii="宋体"/>
+      <w:b w:val="1"/>
+      <w:kern w:val="0"/>
+      <w:sz w:val="24"/>
+    </w:rPr>
+  </w:style>
+  <w:style w:type="character" w:styleId="000016">
+    <w:name w:val="Strong"/>
+    <w:basedOn w:val="000010"/>
+    <w:uiPriority w:val="22"/>
+    <w:qFormat w:val="1"/>
+    <w:rsid w:val="003F2570"/>
+    <w:rPr>
+      <w:b w:val="1"/>
+      <w:bCs w:val="1"/>
+    </w:rPr>
+  </w:style>
+  <w:style w:type="paragraph" w:styleId="000001">
     <w:name w:val="toc 2"/>
     <w:basedOn w:val="000002"/>
     <w:next w:val="000002"/>
@@ -8897,16 +8875,52 @@
       <w:ind w:left="420" w:leftChars="200"/>
     </w:pPr>
   </w:style>
-  <w:style w:type="character" w:styleId="00000d">
-    <w:name w:val="Hyperlink"/>
-    <w:uiPriority w:val="99"/>
-    <w:rsid w:val="00E7756E"/>
+  <w:style w:type="paragraph" w:styleId="000006">
+    <w:name w:val="heading 2"/>
+    <w:basedOn w:val="000002"/>
+    <w:next w:val="000002"/>
+    <w:qFormat w:val="1"/>
+    <w:pPr>
+      <w:keepNext w:val="1"/>
+      <w:keepLines w:val="1"/>
+      <w:spacing w:before="260" w:after="260" w:line="416" w:lineRule="auto"/>
+      <w:outlineLvl w:val="1"/>
+    </w:pPr>
     <w:rPr>
-      <w:color w:val="0000FF"/>
-      <w:u w:val="single"/>
+      <w:rFonts w:ascii="Arial" w:hAnsi="Arial" w:eastAsia="黑体"/>
+      <w:b w:val="1"/>
+      <w:bCs w:val="1"/>
+      <w:sz w:val="32"/>
+      <w:szCs w:val="32"/>
     </w:rPr>
   </w:style>
-  <w:style w:type="paragraph" w:styleId="000001">
+  <w:style w:type="paragraph" w:styleId="000011" w:customStyle="1">
+    <w:name w:val="石墨文档正文"/>
+    <w:qFormat w:val="1"/>
+    <w:rsid w:val="00C53D6E"/>
+    <w:rPr>
+      <w:rFonts w:ascii="微软雅黑" w:hAnsi="微软雅黑" w:eastAsia="微软雅黑" w:cs="微软雅黑"/>
+      <w:sz w:val="24"/>
+      <w:szCs w:val="24"/>
+    </w:rPr>
+  </w:style>
+  <w:style w:type="paragraph" w:styleId="000007">
+    <w:name w:val="List Paragraph"/>
+    <w:basedOn w:val="000002"/>
+    <w:uiPriority w:val="34"/>
+    <w:qFormat w:val="1"/>
+    <w:rsid w:val="00E7756E"/>
+    <w:pPr>
+      <w:ind w:firstLine="420" w:firstLineChars="200"/>
+    </w:pPr>
+  </w:style>
+  <w:style w:type="character" w:styleId="000010" w:default="1">
+    <w:name w:val="Default Paragraph Font"/>
+    <w:uiPriority w:val="1"/>
+    <w:semiHidden w:val="1"/>
+    <w:unhideWhenUsed w:val="1"/>
+  </w:style>
+  <w:style w:type="paragraph" w:styleId="000004">
     <w:name w:val="heading 1"/>
     <w:basedOn w:val="000002"/>
     <w:next w:val="000002"/>
@@ -8925,7 +8939,17 @@
       <w:szCs w:val="44"/>
     </w:rPr>
   </w:style>
-  <w:style w:type="paragraph" w:styleId="000015" w:customStyle="1">
+  <w:style w:type="character" w:styleId="00000a" w:customStyle="1">
+    <w:name w:val="页眉 字符1"/>
+    <w:link w:val="000009"/>
+    <w:rsid w:val="00E7756E"/>
+    <w:rPr>
+      <w:kern w:val="2"/>
+      <w:sz w:val="18"/>
+      <w:szCs w:val="18"/>
+    </w:rPr>
+  </w:style>
+  <w:style w:type="paragraph" w:styleId="000005" w:customStyle="1">
     <w:name w:val="ds-markdown-paragraph"/>
     <w:basedOn w:val="000002"/>
     <w:rsid w:val="003F2570"/>
@@ -8940,54 +8964,10 @@
       <w:sz w:val="24"/>
     </w:rPr>
   </w:style>
-  <w:style w:type="paragraph" w:styleId="00000f">
-    <w:name w:val="heading 2"/>
-    <w:basedOn w:val="000002"/>
-    <w:next w:val="000002"/>
-    <w:qFormat w:val="1"/>
-    <w:pPr>
-      <w:keepNext w:val="1"/>
-      <w:keepLines w:val="1"/>
-      <w:spacing w:before="260" w:after="260" w:line="416" w:lineRule="auto"/>
-      <w:outlineLvl w:val="1"/>
-    </w:pPr>
-    <w:rPr>
-      <w:rFonts w:ascii="Arial" w:hAnsi="Arial" w:eastAsia="黑体"/>
-      <w:b w:val="1"/>
-      <w:bCs w:val="1"/>
-      <w:sz w:val="32"/>
-      <w:szCs w:val="32"/>
-    </w:rPr>
-  </w:style>
-  <w:style w:type="paragraph" w:styleId="000013">
-    <w:name w:val="List Paragraph"/>
-    <w:basedOn w:val="000002"/>
-    <w:uiPriority w:val="34"/>
-    <w:qFormat w:val="1"/>
-    <w:rsid w:val="00E7756E"/>
-    <w:pPr>
-      <w:ind w:firstLine="420" w:firstLineChars="200"/>
-    </w:pPr>
-  </w:style>
-  <w:style w:type="table" w:styleId="000004" w:default="1">
-    <w:name w:val="Normal Table"/>
-    <w:uiPriority w:val="99"/>
-    <w:semiHidden w:val="1"/>
-    <w:unhideWhenUsed w:val="1"/>
-    <w:tblPr>
-      <w:tblInd w:w="0" w:type="dxa"/>
-      <w:tblCellMar>
-        <w:top w:w="0" w:type="dxa"/>
-        <w:left w:w="108" w:type="dxa"/>
-        <w:bottom w:w="0" w:type="dxa"/>
-        <w:right w:w="108" w:type="dxa"/>
-      </w:tblCellMar>
-    </w:tblPr>
-  </w:style>
-  <w:style w:type="paragraph" w:styleId="00000b">
+  <w:style w:type="paragraph" w:styleId="000009">
     <w:name w:val="header"/>
     <w:basedOn w:val="000002"/>
-    <w:link w:val="00000c"/>
+    <w:link w:val="00000a"/>
     <w:rsid w:val="00E7756E"/>
     <w:pPr>
       <w:pBdr>
@@ -9005,25 +8985,57 @@
       <w:szCs w:val="18"/>
     </w:rPr>
   </w:style>
-  <w:style w:type="paragraph" w:styleId="000007">
-    <w:name w:val="footer"/>
-    <w:basedOn w:val="000002"/>
-    <w:link w:val="000008"/>
-    <w:uiPriority w:val="99"/>
+  <w:style w:type="table" w:styleId="00000f">
+    <w:name w:val="Table Grid"/>
+    <w:basedOn w:val="000008"/>
+    <w:uiPriority w:val="39"/>
+    <w:rsid w:val="00C1749D"/>
+    <w:tblPr>
+      <w:tblBorders>
+        <w:top w:val="single" w:color="auto" w:sz="4" w:space="0"/>
+        <w:left w:val="single" w:color="auto" w:sz="4" w:space="0"/>
+        <w:bottom w:val="single" w:color="auto" w:sz="4" w:space="0"/>
+        <w:right w:val="single" w:color="auto" w:sz="4" w:space="0"/>
+        <w:insideH w:val="single" w:color="auto" w:sz="4" w:space="0"/>
+        <w:insideV w:val="single" w:color="auto" w:sz="4" w:space="0"/>
+      </w:tblBorders>
+    </w:tblPr>
+  </w:style>
+  <w:style w:type="paragraph" w:styleId="000002" w:default="1">
+    <w:name w:val="Normal"/>
+    <w:qFormat w:val="1"/>
     <w:pPr>
-      <w:tabs>
-        <w:tab w:val="center" w:pos="4153"/>
-        <w:tab w:val="right" w:pos="8306"/>
-      </w:tabs>
-      <w:snapToGrid w:val="0"/>
-      <w:jc w:val="left"/>
+      <w:widowControl w:val="0"/>
+      <w:jc w:val="both"/>
     </w:pPr>
     <w:rPr>
-      <w:sz w:val="18"/>
-      <w:szCs w:val="18"/>
+      <w:kern w:val="2"/>
+      <w:sz w:val="21"/>
+      <w:szCs w:val="24"/>
     </w:rPr>
   </w:style>
-  <w:style w:type="paragraph" w:styleId="000005">
+  <w:style w:type="numbering" w:styleId="00000e" w:default="1">
+    <w:name w:val="No List"/>
+    <w:uiPriority w:val="99"/>
+    <w:semiHidden w:val="1"/>
+    <w:unhideWhenUsed w:val="1"/>
+  </w:style>
+  <w:style w:type="table" w:styleId="000008" w:default="1">
+    <w:name w:val="Normal Table"/>
+    <w:uiPriority w:val="99"/>
+    <w:semiHidden w:val="1"/>
+    <w:unhideWhenUsed w:val="1"/>
+    <w:tblPr>
+      <w:tblInd w:w="0" w:type="dxa"/>
+      <w:tblCellMar>
+        <w:top w:w="0" w:type="dxa"/>
+        <w:left w:w="108" w:type="dxa"/>
+        <w:bottom w:w="0" w:type="dxa"/>
+        <w:right w:w="108" w:type="dxa"/>
+      </w:tblCellMar>
+    </w:tblPr>
+  </w:style>
+  <w:style w:type="paragraph" w:styleId="00000d">
     <w:name w:val="toc 1"/>
     <w:basedOn w:val="000002"/>
     <w:next w:val="000002"/>
@@ -9044,69 +9056,16 @@
       <w:noProof w:val="1"/>
     </w:rPr>
   </w:style>
-  <w:style w:type="numbering" w:styleId="000006" w:default="1">
-    <w:name w:val="No List"/>
-    <w:uiPriority w:val="99"/>
-    <w:semiHidden w:val="1"/>
-    <w:unhideWhenUsed w:val="1"/>
-  </w:style>
-  <w:style w:type="table" w:styleId="000003">
-    <w:name w:val="Table Grid"/>
-    <w:basedOn w:val="000004"/>
-    <w:uiPriority w:val="39"/>
-    <w:rsid w:val="00C1749D"/>
-    <w:tblPr>
-      <w:tblBorders>
-        <w:top w:val="single" w:color="auto" w:sz="4" w:space="0"/>
-        <w:left w:val="single" w:color="auto" w:sz="4" w:space="0"/>
-        <w:bottom w:val="single" w:color="auto" w:sz="4" w:space="0"/>
-        <w:right w:val="single" w:color="auto" w:sz="4" w:space="0"/>
-        <w:insideH w:val="single" w:color="auto" w:sz="4" w:space="0"/>
-        <w:insideV w:val="single" w:color="auto" w:sz="4" w:space="0"/>
-      </w:tblBorders>
-    </w:tblPr>
-  </w:style>
-  <w:style w:type="character" w:styleId="000012" w:default="1">
-    <w:name w:val="Default Paragraph Font"/>
-    <w:uiPriority w:val="1"/>
-    <w:semiHidden w:val="1"/>
-    <w:unhideWhenUsed w:val="1"/>
-  </w:style>
-  <w:style w:type="paragraph" w:styleId="000014" w:customStyle="1">
-    <w:name w:val="石墨文档正文"/>
-    <w:qFormat w:val="1"/>
-    <w:rsid w:val="00C53D6E"/>
-    <w:rPr>
-      <w:rFonts w:ascii="微软雅黑" w:hAnsi="微软雅黑" w:eastAsia="微软雅黑" w:cs="微软雅黑"/>
-      <w:sz w:val="24"/>
-      <w:szCs w:val="24"/>
-    </w:rPr>
-  </w:style>
-  <w:style w:type="paragraph" w:styleId="000002" w:default="1">
-    <w:name w:val="Normal"/>
-    <w:qFormat w:val="1"/>
-    <w:pPr>
-      <w:widowControl w:val="0"/>
-      <w:jc w:val="both"/>
-    </w:pPr>
-    <w:rPr>
-      <w:kern w:val="2"/>
-      <w:sz w:val="21"/>
-      <w:szCs w:val="24"/>
-    </w:rPr>
-  </w:style>
-  <w:style w:type="character" w:styleId="000008" w:customStyle="1">
-    <w:name w:val="页脚 字符"/>
-    <w:link w:val="000007"/>
+  <w:style w:type="character" w:styleId="000003">
+    <w:name w:val="Hyperlink"/>
     <w:uiPriority w:val="99"/>
     <w:rsid w:val="00E7756E"/>
     <w:rPr>
-      <w:kern w:val="2"/>
-      <w:sz w:val="18"/>
-      <w:szCs w:val="18"/>
+      <w:color w:val="0000FF"/>
+      <w:u w:val="single"/>
     </w:rPr>
   </w:style>
-  <w:style w:type="paragraph" w:styleId="000010">
+  <w:style w:type="paragraph" w:styleId="000012">
     <w:name w:val="toc 3"/>
     <w:basedOn w:val="000002"/>
     <w:next w:val="000002"/>
@@ -9117,9 +9076,11 @@
       <w:ind w:left="840" w:leftChars="400"/>
     </w:pPr>
   </w:style>
-  <w:style w:type="character" w:styleId="00000c" w:customStyle="1">
-    <w:name w:val="页眉 字符1"/>
-    <w:link w:val="00000b"/>
+  <w:style w:type="character" w:styleId="000015" w:customStyle="1">
+    <w:name w:val="页眉 字符"/>
+    <w:basedOn w:val="000010"/>
+    <w:uiPriority w:val="99"/>
+    <w:semiHidden w:val="1"/>
     <w:rsid w:val="00E7756E"/>
     <w:rPr>
       <w:kern w:val="2"/>
@@ -9127,7 +9088,41 @@
       <w:szCs w:val="18"/>
     </w:rPr>
   </w:style>
-  <w:style w:type="paragraph" w:styleId="00000a">
+  <w:style w:type="character" w:styleId="000014">
+    <w:name w:val="page number"/>
+    <w:basedOn w:val="000010"/>
+    <w:semiHidden w:val="1"/>
+  </w:style>
+  <w:style w:type="character" w:styleId="00000c" w:customStyle="1">
+    <w:name w:val="页脚 字符"/>
+    <w:link w:val="00000b"/>
+    <w:uiPriority w:val="99"/>
+    <w:rsid w:val="00E7756E"/>
+    <w:rPr>
+      <w:kern w:val="2"/>
+      <w:sz w:val="18"/>
+      <w:szCs w:val="18"/>
+    </w:rPr>
+  </w:style>
+  <w:style w:type="paragraph" w:styleId="00000b">
+    <w:name w:val="footer"/>
+    <w:basedOn w:val="000002"/>
+    <w:link w:val="00000c"/>
+    <w:uiPriority w:val="99"/>
+    <w:pPr>
+      <w:tabs>
+        <w:tab w:val="center" w:pos="4153"/>
+        <w:tab w:val="right" w:pos="8306"/>
+      </w:tabs>
+      <w:snapToGrid w:val="0"/>
+      <w:jc w:val="left"/>
+    </w:pPr>
+    <w:rPr>
+      <w:sz w:val="18"/>
+      <w:szCs w:val="18"/>
+    </w:rPr>
+  </w:style>
+  <w:style w:type="paragraph" w:styleId="000013">
     <w:name w:val="heading 3"/>
     <w:basedOn w:val="000002"/>
     <w:next w:val="000002"/>
@@ -9143,49 +9138,6 @@
       <w:bCs w:val="1"/>
       <w:sz w:val="32"/>
       <w:szCs w:val="32"/>
-    </w:rPr>
-  </w:style>
-  <w:style w:type="character" w:styleId="000011">
-    <w:name w:val="page number"/>
-    <w:basedOn w:val="000012"/>
-    <w:semiHidden w:val="1"/>
-  </w:style>
-  <w:style w:type="character" w:styleId="000017" w:customStyle="1">
-    <w:name w:val="页眉 字符"/>
-    <w:basedOn w:val="000012"/>
-    <w:uiPriority w:val="99"/>
-    <w:semiHidden w:val="1"/>
-    <w:rsid w:val="00E7756E"/>
-    <w:rPr>
-      <w:kern w:val="2"/>
-      <w:sz w:val="18"/>
-      <w:szCs w:val="18"/>
-    </w:rPr>
-  </w:style>
-  <w:style w:type="character" w:styleId="000016">
-    <w:name w:val="Strong"/>
-    <w:basedOn w:val="000012"/>
-    <w:uiPriority w:val="22"/>
-    <w:qFormat w:val="1"/>
-    <w:rsid w:val="003F2570"/>
-    <w:rPr>
-      <w:b w:val="1"/>
-      <w:bCs w:val="1"/>
-    </w:rPr>
-  </w:style>
-  <w:style w:type="paragraph" w:styleId="00000e" w:customStyle="1">
-    <w:name w:val="表格首行"/>
-    <w:basedOn w:val="000002"/>
-    <w:rsid w:val="00E7756E"/>
-    <w:pPr>
-      <w:spacing w:line="360" w:lineRule="auto"/>
-      <w:jc w:val="center"/>
-    </w:pPr>
-    <w:rPr>
-      <w:rFonts w:ascii="宋体"/>
-      <w:b w:val="1"/>
-      <w:kern w:val="0"/>
-      <w:sz w:val="24"/>
     </w:rPr>
   </w:style>
 </w:styles>
